--- a/downloads/Akhilesh_Mishra_Software_Engineer.docx
+++ b/downloads/Akhilesh_Mishra_Software_Engineer.docx
@@ -430,7 +430,7 @@
           <w:color w:val="333333"/>
           <w:sz w:val="20"/>
         </w:rPr>
-        <w:t>, integrating device binding, rate limiting, and OTP security features.</w:t>
+        <w:t>, integrating device binding and OTP security, reducing unauthorized access attempts by 99.9%.</w:t>
       </w:r>
     </w:p>
     <w:p>
@@ -496,7 +496,7 @@
           <w:color w:val="333333"/>
           <w:sz w:val="20"/>
         </w:rPr>
-        <w:t>, utilizing sharding, indexing, and query tuning.</w:t>
+        <w:t>, utilizing sharding and query tuning to reduce read/write latency by 45%.</w:t>
       </w:r>
     </w:p>
     <w:p>
@@ -511,7 +511,7 @@
           <w:color w:val="333333"/>
           <w:sz w:val="20"/>
         </w:rPr>
-        <w:t xml:space="preserve">Established asynchronous task processing and event-driven communication using </w:t>
+        <w:t xml:space="preserve">Established event-driven communication using </w:t>
       </w:r>
       <w:r>
         <w:rPr>
@@ -562,7 +562,7 @@
           <w:color w:val="333333"/>
           <w:sz w:val="20"/>
         </w:rPr>
-        <w:t xml:space="preserve"> cache.</w:t>
+        <w:t xml:space="preserve"> cache, boosting message processing throughput by 35%.</w:t>
       </w:r>
     </w:p>
     <w:p>
@@ -577,7 +577,7 @@
           <w:color w:val="333333"/>
           <w:sz w:val="20"/>
         </w:rPr>
-        <w:t xml:space="preserve">Integrated telemetry tracking and transaction monitoring dashboards using </w:t>
+        <w:t xml:space="preserve">Integrated transaction monitoring dashboards using </w:t>
       </w:r>
       <w:r>
         <w:rPr>
@@ -603,7 +603,7 @@
           <w:color w:val="111111"/>
           <w:sz w:val="20"/>
         </w:rPr>
-        <w:t>Redux Toolkit</w:t>
+        <w:t>Redux</w:t>
       </w:r>
       <w:r>
         <w:rPr>
@@ -628,7 +628,7 @@
           <w:color w:val="333333"/>
           <w:sz w:val="20"/>
         </w:rPr>
-        <w:t>.</w:t>
+        <w:t>, enabling real-time status updates under 500ms.</w:t>
       </w:r>
     </w:p>
     <w:p>
@@ -685,7 +685,39 @@
           <w:color w:val="333333"/>
           <w:sz w:val="20"/>
         </w:rPr>
-        <w:t xml:space="preserve">Designed and developed a real-time workforce telemetry and geofencing system using a </w:t>
+        <w:t xml:space="preserve">Designed and developed a real-time workforce telemetry platform using React and FastAPI backend, serving </w:t>
+      </w:r>
+      <w:r>
+        <w:rPr>
+          <w:rFonts w:ascii="Arial" w:hAnsi="Arial"/>
+          <w:b/>
+          <w:color w:val="111111"/>
+          <w:sz w:val="20"/>
+        </w:rPr>
+        <w:t>1,000+ active field agents</w:t>
+      </w:r>
+      <w:r>
+        <w:rPr>
+          <w:rFonts w:ascii="Arial" w:hAnsi="Arial"/>
+          <w:color w:val="333333"/>
+          <w:sz w:val="20"/>
+        </w:rPr>
+        <w:t>.</w:t>
+      </w:r>
+    </w:p>
+    <w:p>
+      <w:pPr>
+        <w:pStyle w:val="ListBullet"/>
+        <w:spacing w:before="0" w:after="40"/>
+        <w:ind w:left="288"/>
+      </w:pPr>
+      <w:r>
+        <w:rPr>
+          <w:rFonts w:ascii="Arial" w:hAnsi="Arial"/>
+          <w:color w:val="333333"/>
+          <w:sz w:val="20"/>
+        </w:rPr>
+        <w:t xml:space="preserve">Built an interactive live map dashboard in </w:t>
       </w:r>
       <w:r>
         <w:rPr>
@@ -702,56 +734,7 @@
           <w:color w:val="333333"/>
           <w:sz w:val="20"/>
         </w:rPr>
-        <w:t xml:space="preserve"> frontend and a </w:t>
-      </w:r>
-      <w:r>
-        <w:rPr>
-          <w:rFonts w:ascii="Arial" w:hAnsi="Arial"/>
-          <w:b/>
-          <w:color w:val="111111"/>
-          <w:sz w:val="20"/>
-        </w:rPr>
-        <w:t>FastAPI / Node.js</w:t>
-      </w:r>
-      <w:r>
-        <w:rPr>
-          <w:rFonts w:ascii="Arial" w:hAnsi="Arial"/>
-          <w:color w:val="333333"/>
-          <w:sz w:val="20"/>
-        </w:rPr>
-        <w:t xml:space="preserve"> backend.</w:t>
-      </w:r>
-    </w:p>
-    <w:p>
-      <w:pPr>
-        <w:pStyle w:val="ListBullet"/>
-        <w:spacing w:before="0" w:after="40"/>
-        <w:ind w:left="288"/>
-      </w:pPr>
-      <w:r>
-        <w:rPr>
-          <w:rFonts w:ascii="Arial" w:hAnsi="Arial"/>
-          <w:color w:val="333333"/>
-          <w:sz w:val="20"/>
-        </w:rPr>
-        <w:t xml:space="preserve">Built an interactive live tracking dashboard in </w:t>
-      </w:r>
-      <w:r>
-        <w:rPr>
-          <w:rFonts w:ascii="Arial" w:hAnsi="Arial"/>
-          <w:b/>
-          <w:color w:val="111111"/>
-          <w:sz w:val="20"/>
-        </w:rPr>
-        <w:t>React</w:t>
-      </w:r>
-      <w:r>
-        <w:rPr>
-          <w:rFonts w:ascii="Arial" w:hAnsi="Arial"/>
-          <w:color w:val="333333"/>
-          <w:sz w:val="20"/>
-        </w:rPr>
-        <w:t xml:space="preserve"> using Ant Design (antd) to display coordinates, speed, and alerts via WebSockets.</w:t>
+        <w:t xml:space="preserve"> using Ant Design to display speeds and alerts, reducing UI load times by 30%.</w:t>
       </w:r>
     </w:p>
     <w:p>
@@ -817,7 +800,24 @@
           <w:color w:val="333333"/>
           <w:sz w:val="20"/>
         </w:rPr>
-        <w:t xml:space="preserve"> to capture GPS coordinates.</w:t>
+        <w:t xml:space="preserve">, processing </w:t>
+      </w:r>
+      <w:r>
+        <w:rPr>
+          <w:rFonts w:ascii="Arial" w:hAnsi="Arial"/>
+          <w:b/>
+          <w:color w:val="111111"/>
+          <w:sz w:val="20"/>
+        </w:rPr>
+        <w:t>10,000+ concurrent GPS pings with 99.9% uptime</w:t>
+      </w:r>
+      <w:r>
+        <w:rPr>
+          <w:rFonts w:ascii="Arial" w:hAnsi="Arial"/>
+          <w:color w:val="333333"/>
+          <w:sz w:val="20"/>
+        </w:rPr>
+        <w:t>.</w:t>
       </w:r>
     </w:p>
     <w:p>

--- a/downloads/Akhilesh_Mishra_Software_Engineer.docx
+++ b/downloads/Akhilesh_Mishra_Software_Engineer.docx
@@ -445,7 +445,7 @@
           <w:color w:val="333333"/>
           <w:sz w:val="20"/>
         </w:rPr>
-        <w:t xml:space="preserve">Designed and optimized databases using </w:t>
+        <w:t xml:space="preserve">Architected and optimized databases using </w:t>
       </w:r>
       <w:r>
         <w:rPr>
@@ -685,7 +685,7 @@
           <w:color w:val="333333"/>
           <w:sz w:val="20"/>
         </w:rPr>
-        <w:t xml:space="preserve">Designed and developed a real-time workforce telemetry platform using React and FastAPI backend, serving </w:t>
+        <w:t xml:space="preserve">Created and developed a real-time workforce telemetry platform using React and FastAPI backend, serving </w:t>
       </w:r>
       <w:r>
         <w:rPr>
@@ -1002,7 +1002,7 @@
                 <w:color w:val="333333"/>
                 <w:sz w:val="19"/>
               </w:rPr>
-              <w:t>A fully responsive, modern front-end landing page for a travel agency designed with HTML, CSS, and Bootstrap layouts.\n</w:t>
+              <w:t>A fully responsive, modern front-end landing page for a travel agency built with HTML, CSS, and Bootstrap layouts.\n</w:t>
             </w:r>
             <w:r>
               <w:rPr>

--- a/downloads/Akhilesh_Mishra_Software_Engineer.docx
+++ b/downloads/Akhilesh_Mishra_Software_Engineer.docx
@@ -264,7 +264,7 @@
           <w:color w:val="333333"/>
           <w:sz w:val="20"/>
         </w:rPr>
-        <w:t xml:space="preserve">Re-architected monolithic backend services to distributed microservices using </w:t>
+        <w:t xml:space="preserve">Re-architected monolithic backend services into distributed microservices using </w:t>
       </w:r>
       <w:r>
         <w:rPr>
@@ -324,7 +324,7 @@
           <w:color w:val="111111"/>
           <w:sz w:val="20"/>
         </w:rPr>
-        <w:t>20 lakh+ users</w:t>
+        <w:t>2 million+ users</w:t>
       </w:r>
       <w:r>
         <w:rPr>
@@ -356,7 +356,7 @@
           <w:color w:val="111111"/>
           <w:sz w:val="20"/>
         </w:rPr>
-        <w:t>5 lakh+ daily transactions</w:t>
+        <w:t>500,000+ daily transactions</w:t>
       </w:r>
       <w:r>
         <w:rPr>
@@ -685,7 +685,7 @@
           <w:color w:val="333333"/>
           <w:sz w:val="20"/>
         </w:rPr>
-        <w:t xml:space="preserve">Created and developed a real-time workforce telemetry platform using React and FastAPI backend, serving </w:t>
+        <w:t xml:space="preserve">Designed and developed a real-time workforce telemetry platform using React and FastAPI backend, serving </w:t>
       </w:r>
       <w:r>
         <w:rPr>
@@ -918,7 +918,7 @@
                 <w:color w:val="333333"/>
                 <w:sz w:val="19"/>
               </w:rPr>
-              <w:t>Engineered an automated student attendance tracking application integrating Python face detection algorithms (OpenCV/LBPH) with MySQL database.\n</w:t>
+              <w:t>Engineered an automated student attendance tracking application integrating Python face detection algorithms (OpenCV and LBPH) with MySQL database.\n</w:t>
             </w:r>
             <w:r>
               <w:rPr>
@@ -961,7 +961,7 @@
                 <w:color w:val="333333"/>
                 <w:sz w:val="19"/>
               </w:rPr>
-              <w:t>Created an e-commerce platform using React.js and Django with PWA capabilities, hosted on AWS, increasing page speed by 30%.\n</w:t>
+              <w:t>Engineered an e-commerce platform using React.js and Django with PWA capabilities, hosted on AWS, increasing page speed by 30%.\n</w:t>
             </w:r>
             <w:r>
               <w:rPr>

--- a/downloads/Akhilesh_Mishra_Software_Engineer.docx
+++ b/downloads/Akhilesh_Mishra_Software_Engineer.docx
@@ -918,7 +918,7 @@
                 <w:color w:val="333333"/>
                 <w:sz w:val="19"/>
               </w:rPr>
-              <w:t>Engineered an automated student attendance tracking application integrating Python face detection algorithms (OpenCV and LBPH) with MySQL database.\n</w:t>
+              <w:t>Developed an automated student attendance tracking application integrating Python face detection algorithms (OpenCV and LBPH) with MySQL database.\n</w:t>
             </w:r>
             <w:r>
               <w:rPr>
@@ -961,7 +961,7 @@
                 <w:color w:val="333333"/>
                 <w:sz w:val="19"/>
               </w:rPr>
-              <w:t>Engineered an e-commerce platform using React.js and Django with PWA capabilities, hosted on AWS, increasing page speed by 30%.\n</w:t>
+              <w:t>Designed and launched an e-commerce platform using React.js and Django with PWA capabilities, hosted on AWS, increasing page speed by 30%.\n</w:t>
             </w:r>
             <w:r>
               <w:rPr>
@@ -1179,13 +1179,13 @@
                 <w:color w:val="333333"/>
                 <w:sz w:val="19"/>
               </w:rPr>
-              <w:t>GeeksforGeeks MERN Stack Certification</w:t>
+              <w:t>Advanced MERN Stack Developer Certification</w:t>
               <w:br/>
-              <w:t xml:space="preserve">                        Coding Ninjas DBMS Certification</w:t>
+              <w:t xml:space="preserve">                        Database Systems &amp; SQL Certification</w:t>
               <w:br/>
-              <w:t xml:space="preserve">                        Coding Ninjas DSA Certification</w:t>
+              <w:t xml:space="preserve">                        Data Structures &amp; Algorithms Certification</w:t>
               <w:br/>
-              <w:t xml:space="preserve">                        IIT Kanpur Prutor Cyber Security Certification</w:t>
+              <w:t xml:space="preserve">                        IIT Kanpur Cyber Security Certification</w:t>
             </w:r>
           </w:p>
         </w:tc>

--- a/downloads/Akhilesh_Mishra_Software_Engineer.docx
+++ b/downloads/Akhilesh_Mishra_Software_Engineer.docx
@@ -685,7 +685,7 @@
           <w:color w:val="333333"/>
           <w:sz w:val="20"/>
         </w:rPr>
-        <w:t xml:space="preserve">Designed and developed a real-time workforce telemetry platform using React and FastAPI backend, serving </w:t>
+        <w:t xml:space="preserve">Created and developed a real-time workforce telemetry platform using React and FastAPI backend, serving </w:t>
       </w:r>
       <w:r>
         <w:rPr>
@@ -961,7 +961,7 @@
                 <w:color w:val="333333"/>
                 <w:sz w:val="19"/>
               </w:rPr>
-              <w:t>Designed and launched an e-commerce platform using React.js and Django with PWA capabilities, hosted on AWS, increasing page speed by 30%.\n</w:t>
+              <w:t>Launched an e-commerce platform using React.js and Django with PWA capabilities, hosted on AWS, increasing page speed by 30%.\n</w:t>
             </w:r>
             <w:r>
               <w:rPr>

--- a/downloads/Akhilesh_Mishra_Software_Engineer.docx
+++ b/downloads/Akhilesh_Mishra_Software_Engineer.docx
@@ -685,7 +685,7 @@
           <w:color w:val="333333"/>
           <w:sz w:val="20"/>
         </w:rPr>
-        <w:t xml:space="preserve">Created and developed a real-time workforce telemetry platform using React and FastAPI backend, serving </w:t>
+        <w:t xml:space="preserve">Engineered a real-time workforce telemetry platform using React and FastAPI backend, serving </w:t>
       </w:r>
       <w:r>
         <w:rPr>
@@ -918,7 +918,7 @@
                 <w:color w:val="333333"/>
                 <w:sz w:val="19"/>
               </w:rPr>
-              <w:t>Developed an automated student attendance tracking application integrating Python face detection algorithms (OpenCV and LBPH) with MySQL database.\n</w:t>
+              <w:t>Created an automated student attendance tracking application integrating Python face detection algorithms (OpenCV and LBPH) with MySQL database.\n</w:t>
             </w:r>
             <w:r>
               <w:rPr>

--- a/downloads/Akhilesh_Mishra_Software_Engineer.docx
+++ b/downloads/Akhilesh_Mishra_Software_Engineer.docx
@@ -29,7 +29,7 @@
           <w:color w:val="0C4F6B"/>
           <w:sz w:val="24"/>
         </w:rPr>
-        <w:t>Software Engineer / Full Stack Engineer</w:t>
+        <w:t>Software Development Engineer | Microservices · Distributed Systems · Full Stack</w:t>
       </w:r>
     </w:p>
     <w:p>
@@ -75,7 +75,7 @@
           <w:color w:val="333333"/>
           <w:sz w:val="20"/>
         </w:rPr>
-        <w:t>Versatile Software Development Engineer with extensive experience building secure, scalable full-stack web applications and microservice architectures across multiple technology stacks (MERN, Java Full Stack, Python Full Stack). Expert in system design, API development, and database engineering. Proven success in re-architecting monolithic services into containerized microservices, building real-time telemetry pipelines via WebSockets, and optimizing transaction-heavy ledger platforms. Led development teams and streamlined DevOps workflows using Docker and CI/CD.</w:t>
+        <w:t>Software Development Engineer building secure, high-scale distributed systems for national e-governance and FinTech platforms. Designs microservice architectures, transaction-critical APIs, and event-driven pipelines serving 2 million+ users and 500,000+ daily transactions. Polyglot across Java/Spring Boot, Python/FastAPI, and Node.js, with strong system design, database engineering, and observability practice. Led hiring and onboarding for a four-engineer team while standardizing Docker-based CI/CD delivery.</w:t>
       </w:r>
     </w:p>
     <w:p>
@@ -117,7 +117,7 @@
         </w:rPr>
         <w:t>Languages</w:t>
         <w:br/>
-        <w:t xml:space="preserve">                    Python, Java, JavaScript (ES6+), TypeScript, SQL, C++, HTML5, CSS3</w:t>
+        <w:t xml:space="preserve">                    Java, Python, JavaScript (ES6+), TypeScript, SQL, C++, HTML5, CSS3</w:t>
       </w:r>
     </w:p>
     <w:p>
@@ -131,7 +131,7 @@
           <w:color w:val="0C4F6B"/>
           <w:sz w:val="20"/>
         </w:rPr>
-        <w:t xml:space="preserve">Frameworks </w:t>
+        <w:t xml:space="preserve">Backend &amp; Architecture </w:t>
       </w:r>
       <w:r>
         <w:rPr>
@@ -139,9 +139,9 @@
           <w:color w:val="333333"/>
           <w:sz w:val="20"/>
         </w:rPr>
-        <w:t>Frameworks</w:t>
+        <w:t>ackend &amp; Architecture</w:t>
         <w:br/>
-        <w:t xml:space="preserve">                    Spring Boot, Django, FastAPI, Node.js, Express.js, React.js, Next.js, Redux</w:t>
+        <w:t xml:space="preserve">                    Spring Boot, Django, FastAPI, Node.js, Express.js, React.js, Next.js, microservices, REST APIs, WebSockets</w:t>
       </w:r>
     </w:p>
     <w:p>
@@ -165,7 +165,7 @@
         </w:rPr>
         <w:t>Data &amp; Messaging</w:t>
         <w:br/>
-        <w:t xml:space="preserve">                    MySQL, PostgreSQL, MongoDB, Redis, Apache Kafka, Mongoose, Hibernate, JPA</w:t>
+        <w:t xml:space="preserve">                    MySQL, PostgreSQL, MongoDB, Redis, Apache Kafka, Celery, Hibernate/JPA, indexing &amp; query tuning</w:t>
       </w:r>
     </w:p>
     <w:p>
@@ -179,7 +179,7 @@
           <w:color w:val="0C4F6B"/>
           <w:sz w:val="20"/>
         </w:rPr>
-        <w:t xml:space="preserve">DevOps &amp; Tools </w:t>
+        <w:t xml:space="preserve">DevOps &amp; Observability </w:t>
       </w:r>
       <w:r>
         <w:rPr>
@@ -187,9 +187,9 @@
           <w:color w:val="333333"/>
           <w:sz w:val="20"/>
         </w:rPr>
-        <w:t>DevOps &amp; Tools</w:t>
+        <w:t>evOps &amp; Observability</w:t>
         <w:br/>
-        <w:t xml:space="preserve">                    Docker, Git, GitHub Actions, CI/CD, Postman, Linux, OpenCV, Pandas, Maven</w:t>
+        <w:t xml:space="preserve">                    Docker, Git, GitHub Actions, CI/CD, Linux, Postman, Jira, Prometheus, Grafana</w:t>
       </w:r>
     </w:p>
     <w:p>
@@ -264,7 +264,7 @@
           <w:color w:val="333333"/>
           <w:sz w:val="20"/>
         </w:rPr>
-        <w:t xml:space="preserve">Re-architected monolithic backend services into distributed microservices using </w:t>
+        <w:t xml:space="preserve">Re-architected monolithic backend services into distributed microservices on </w:t>
       </w:r>
       <w:r>
         <w:rPr>
@@ -315,7 +315,7 @@
           <w:color w:val="333333"/>
           <w:sz w:val="20"/>
         </w:rPr>
-        <w:t xml:space="preserve">, improving performance for </w:t>
+        <w:t xml:space="preserve">, improving reliability for </w:t>
       </w:r>
       <w:r>
         <w:rPr>
@@ -347,7 +347,7 @@
           <w:color w:val="333333"/>
           <w:sz w:val="20"/>
         </w:rPr>
-        <w:t xml:space="preserve">Architected transactional endpoints for AEPS, MATM, and UPI platforms, managing </w:t>
+        <w:t xml:space="preserve">Architected transaction-critical endpoints for AEPS, MATM, and UPI platforms, sustaining </w:t>
       </w:r>
       <w:r>
         <w:rPr>
@@ -364,24 +364,7 @@
           <w:color w:val="333333"/>
           <w:sz w:val="20"/>
         </w:rPr>
-        <w:t xml:space="preserve"> with an </w:t>
-      </w:r>
-      <w:r>
-        <w:rPr>
-          <w:rFonts w:ascii="Arial" w:hAnsi="Arial"/>
-          <w:b/>
-          <w:color w:val="111111"/>
-          <w:sz w:val="20"/>
-        </w:rPr>
-        <w:t>~80% success rate</w:t>
-      </w:r>
-      <w:r>
-        <w:rPr>
-          <w:rFonts w:ascii="Arial" w:hAnsi="Arial"/>
-          <w:color w:val="333333"/>
-          <w:sz w:val="20"/>
-        </w:rPr>
-        <w:t>.</w:t>
+        <w:t xml:space="preserve"> across payment rails.</w:t>
       </w:r>
     </w:p>
     <w:p>
@@ -396,7 +379,7 @@
           <w:color w:val="333333"/>
           <w:sz w:val="20"/>
         </w:rPr>
-        <w:t xml:space="preserve">Secured backend APIs utilizing </w:t>
+        <w:t xml:space="preserve">Secured platform APIs with </w:t>
       </w:r>
       <w:r>
         <w:rPr>
@@ -405,7 +388,7 @@
           <w:color w:val="111111"/>
           <w:sz w:val="20"/>
         </w:rPr>
-        <w:t>JWT Authentication</w:t>
+        <w:t>JWT</w:t>
       </w:r>
       <w:r>
         <w:rPr>
@@ -413,7 +396,7 @@
           <w:color w:val="333333"/>
           <w:sz w:val="20"/>
         </w:rPr>
-        <w:t xml:space="preserve"> and </w:t>
+        <w:t xml:space="preserve"> authentication and </w:t>
       </w:r>
       <w:r>
         <w:rPr>
@@ -430,7 +413,7 @@
           <w:color w:val="333333"/>
           <w:sz w:val="20"/>
         </w:rPr>
-        <w:t>, integrating device binding and OTP security, reducing unauthorized access attempts by 99.9%.</w:t>
+        <w:t>, adding device binding and OTP controls to close off unauthorized access paths.</w:t>
       </w:r>
     </w:p>
     <w:p>
@@ -445,7 +428,7 @@
           <w:color w:val="333333"/>
           <w:sz w:val="20"/>
         </w:rPr>
-        <w:t xml:space="preserve">Architected and optimized databases using </w:t>
+        <w:t xml:space="preserve">Designed and tuned </w:t>
       </w:r>
       <w:r>
         <w:rPr>
@@ -496,7 +479,24 @@
           <w:color w:val="333333"/>
           <w:sz w:val="20"/>
         </w:rPr>
-        <w:t>, utilizing sharding and query tuning to reduce read/write latency by 45%.</w:t>
+        <w:t xml:space="preserve"> schemas using sharding, partitioning, and query optimization, cutting read/write latency by </w:t>
+      </w:r>
+      <w:r>
+        <w:rPr>
+          <w:rFonts w:ascii="Arial" w:hAnsi="Arial"/>
+          <w:b/>
+          <w:color w:val="111111"/>
+          <w:sz w:val="20"/>
+        </w:rPr>
+        <w:t>45%</w:t>
+      </w:r>
+      <w:r>
+        <w:rPr>
+          <w:rFonts w:ascii="Arial" w:hAnsi="Arial"/>
+          <w:color w:val="333333"/>
+          <w:sz w:val="20"/>
+        </w:rPr>
+        <w:t>.</w:t>
       </w:r>
     </w:p>
     <w:p>
@@ -511,7 +511,7 @@
           <w:color w:val="333333"/>
           <w:sz w:val="20"/>
         </w:rPr>
-        <w:t xml:space="preserve">Established event-driven communication using </w:t>
+        <w:t xml:space="preserve">Established event-driven communication with </w:t>
       </w:r>
       <w:r>
         <w:rPr>
@@ -520,7 +520,7 @@
           <w:color w:val="111111"/>
           <w:sz w:val="20"/>
         </w:rPr>
-        <w:t>Kafka</w:t>
+        <w:t>Apache Kafka</w:t>
       </w:r>
       <w:r>
         <w:rPr>
@@ -562,7 +562,24 @@
           <w:color w:val="333333"/>
           <w:sz w:val="20"/>
         </w:rPr>
-        <w:t xml:space="preserve"> cache, boosting message processing throughput by 35%.</w:t>
+        <w:t xml:space="preserve">, lifting message processing throughput by </w:t>
+      </w:r>
+      <w:r>
+        <w:rPr>
+          <w:rFonts w:ascii="Arial" w:hAnsi="Arial"/>
+          <w:b/>
+          <w:color w:val="111111"/>
+          <w:sz w:val="20"/>
+        </w:rPr>
+        <w:t>35%</w:t>
+      </w:r>
+      <w:r>
+        <w:rPr>
+          <w:rFonts w:ascii="Arial" w:hAnsi="Arial"/>
+          <w:color w:val="333333"/>
+          <w:sz w:val="20"/>
+        </w:rPr>
+        <w:t>.</w:t>
       </w:r>
     </w:p>
     <w:p>
@@ -577,7 +594,7 @@
           <w:color w:val="333333"/>
           <w:sz w:val="20"/>
         </w:rPr>
-        <w:t xml:space="preserve">Integrated transaction monitoring dashboards using </w:t>
+        <w:t xml:space="preserve">Instrumented services with </w:t>
       </w:r>
       <w:r>
         <w:rPr>
@@ -586,7 +603,7 @@
           <w:color w:val="111111"/>
           <w:sz w:val="20"/>
         </w:rPr>
-        <w:t>React.js</w:t>
+        <w:t>Prometheus</w:t>
       </w:r>
       <w:r>
         <w:rPr>
@@ -594,7 +611,7 @@
           <w:color w:val="333333"/>
           <w:sz w:val="20"/>
         </w:rPr>
-        <w:t xml:space="preserve">, </w:t>
+        <w:t xml:space="preserve"> and </w:t>
       </w:r>
       <w:r>
         <w:rPr>
@@ -603,7 +620,7 @@
           <w:color w:val="111111"/>
           <w:sz w:val="20"/>
         </w:rPr>
-        <w:t>Redux</w:t>
+        <w:t>Grafana</w:t>
       </w:r>
       <w:r>
         <w:rPr>
@@ -611,7 +628,7 @@
           <w:color w:val="333333"/>
           <w:sz w:val="20"/>
         </w:rPr>
-        <w:t xml:space="preserve">, and </w:t>
+        <w:t xml:space="preserve"> and automated container delivery through </w:t>
       </w:r>
       <w:r>
         <w:rPr>
@@ -620,7 +637,7 @@
           <w:color w:val="111111"/>
           <w:sz w:val="20"/>
         </w:rPr>
-        <w:t>WebSockets</w:t>
+        <w:t>Docker</w:t>
       </w:r>
       <w:r>
         <w:rPr>
@@ -628,7 +645,73 @@
           <w:color w:val="333333"/>
           <w:sz w:val="20"/>
         </w:rPr>
-        <w:t>, enabling real-time status updates under 500ms.</w:t>
+        <w:t xml:space="preserve"> and </w:t>
+      </w:r>
+      <w:r>
+        <w:rPr>
+          <w:rFonts w:ascii="Arial" w:hAnsi="Arial"/>
+          <w:b/>
+          <w:color w:val="111111"/>
+          <w:sz w:val="20"/>
+        </w:rPr>
+        <w:t>GitHub Actions</w:t>
+      </w:r>
+      <w:r>
+        <w:rPr>
+          <w:rFonts w:ascii="Arial" w:hAnsi="Arial"/>
+          <w:color w:val="333333"/>
+          <w:sz w:val="20"/>
+        </w:rPr>
+        <w:t>.</w:t>
+      </w:r>
+    </w:p>
+    <w:p>
+      <w:pPr>
+        <w:pStyle w:val="ListBullet"/>
+        <w:spacing w:before="0" w:after="40"/>
+        <w:ind w:left="288"/>
+      </w:pPr>
+      <w:r>
+        <w:rPr>
+          <w:rFonts w:ascii="Arial" w:hAnsi="Arial"/>
+          <w:color w:val="333333"/>
+          <w:sz w:val="20"/>
+        </w:rPr>
+        <w:t xml:space="preserve">Led hiring and onboarding for </w:t>
+      </w:r>
+      <w:r>
+        <w:rPr>
+          <w:rFonts w:ascii="Arial" w:hAnsi="Arial"/>
+          <w:b/>
+          <w:color w:val="111111"/>
+          <w:sz w:val="20"/>
+        </w:rPr>
+        <w:t>4 engineers</w:t>
+      </w:r>
+      <w:r>
+        <w:rPr>
+          <w:rFonts w:ascii="Arial" w:hAnsi="Arial"/>
+          <w:color w:val="333333"/>
+          <w:sz w:val="20"/>
+        </w:rPr>
+        <w:t xml:space="preserve">, lifting team onboarding efficiency by </w:t>
+      </w:r>
+      <w:r>
+        <w:rPr>
+          <w:rFonts w:ascii="Arial" w:hAnsi="Arial"/>
+          <w:b/>
+          <w:color w:val="111111"/>
+          <w:sz w:val="20"/>
+        </w:rPr>
+        <w:t>40%</w:t>
+      </w:r>
+      <w:r>
+        <w:rPr>
+          <w:rFonts w:ascii="Arial" w:hAnsi="Arial"/>
+          <w:color w:val="333333"/>
+          <w:sz w:val="20"/>
+        </w:rPr>
+        <w:t>.</w:t>
       </w:r>
     </w:p>
     <w:p>
@@ -685,7 +768,41 @@
           <w:color w:val="333333"/>
           <w:sz w:val="20"/>
         </w:rPr>
-        <w:t xml:space="preserve">Engineered a real-time workforce telemetry platform using React and FastAPI backend, serving </w:t>
+        <w:t xml:space="preserve">Engineered a real-time workforce telemetry platform with a </w:t>
+      </w:r>
+      <w:r>
+        <w:rPr>
+          <w:rFonts w:ascii="Arial" w:hAnsi="Arial"/>
+          <w:b/>
+          <w:color w:val="111111"/>
+          <w:sz w:val="20"/>
+        </w:rPr>
+        <w:t>React.js</w:t>
+      </w:r>
+      <w:r>
+        <w:rPr>
+          <w:rFonts w:ascii="Arial" w:hAnsi="Arial"/>
+          <w:color w:val="333333"/>
+          <w:sz w:val="20"/>
+        </w:rPr>
+        <w:t xml:space="preserve"> front end and </w:t>
+      </w:r>
+      <w:r>
+        <w:rPr>
+          <w:rFonts w:ascii="Arial" w:hAnsi="Arial"/>
+          <w:b/>
+          <w:color w:val="111111"/>
+          <w:sz w:val="20"/>
+        </w:rPr>
+        <w:t>FastAPI</w:t>
+      </w:r>
+      <w:r>
+        <w:rPr>
+          <w:rFonts w:ascii="Arial" w:hAnsi="Arial"/>
+          <w:color w:val="333333"/>
+          <w:sz w:val="20"/>
+        </w:rPr>
+        <w:t xml:space="preserve"> backend, serving </w:t>
       </w:r>
       <w:r>
         <w:rPr>
@@ -717,39 +834,7 @@
           <w:color w:val="333333"/>
           <w:sz w:val="20"/>
         </w:rPr>
-        <w:t xml:space="preserve">Built an interactive live map dashboard in </w:t>
-      </w:r>
-      <w:r>
-        <w:rPr>
-          <w:rFonts w:ascii="Arial" w:hAnsi="Arial"/>
-          <w:b/>
-          <w:color w:val="111111"/>
-          <w:sz w:val="20"/>
-        </w:rPr>
-        <w:t>React</w:t>
-      </w:r>
-      <w:r>
-        <w:rPr>
-          <w:rFonts w:ascii="Arial" w:hAnsi="Arial"/>
-          <w:color w:val="333333"/>
-          <w:sz w:val="20"/>
-        </w:rPr>
-        <w:t xml:space="preserve"> using Ant Design to display speeds and alerts, reducing UI load times by 30%.</w:t>
-      </w:r>
-    </w:p>
-    <w:p>
-      <w:pPr>
-        <w:pStyle w:val="ListBullet"/>
-        <w:spacing w:before="0" w:after="40"/>
-        <w:ind w:left="288"/>
-      </w:pPr>
-      <w:r>
-        <w:rPr>
-          <w:rFonts w:ascii="Arial" w:hAnsi="Arial"/>
-          <w:color w:val="333333"/>
-          <w:sz w:val="20"/>
-        </w:rPr>
-        <w:t xml:space="preserve">Developed an asynchronous location ingestion pipeline utilizing </w:t>
+        <w:t xml:space="preserve">Built an asynchronous location ingestion pipeline on </w:t>
       </w:r>
       <w:r>
         <w:rPr>
@@ -809,7 +894,56 @@
           <w:color w:val="111111"/>
           <w:sz w:val="20"/>
         </w:rPr>
-        <w:t>10,000+ concurrent GPS pings with 99.9% uptime</w:t>
+        <w:t>10,000+ concurrent GPS pings at 99.9% uptime</w:t>
+      </w:r>
+      <w:r>
+        <w:rPr>
+          <w:rFonts w:ascii="Arial" w:hAnsi="Arial"/>
+          <w:color w:val="333333"/>
+          <w:sz w:val="20"/>
+        </w:rPr>
+        <w:t>.</w:t>
+      </w:r>
+    </w:p>
+    <w:p>
+      <w:pPr>
+        <w:pStyle w:val="ListBullet"/>
+        <w:spacing w:before="0" w:after="40"/>
+        <w:ind w:left="288"/>
+      </w:pPr>
+      <w:r>
+        <w:rPr>
+          <w:rFonts w:ascii="Arial" w:hAnsi="Arial"/>
+          <w:color w:val="333333"/>
+          <w:sz w:val="20"/>
+        </w:rPr>
+        <w:t xml:space="preserve">Delivered an interactive live map dashboard in </w:t>
+      </w:r>
+      <w:r>
+        <w:rPr>
+          <w:rFonts w:ascii="Arial" w:hAnsi="Arial"/>
+          <w:b/>
+          <w:color w:val="111111"/>
+          <w:sz w:val="20"/>
+        </w:rPr>
+        <w:t>React.js</w:t>
+      </w:r>
+      <w:r>
+        <w:rPr>
+          <w:rFonts w:ascii="Arial" w:hAnsi="Arial"/>
+          <w:color w:val="333333"/>
+          <w:sz w:val="20"/>
+        </w:rPr>
+        <w:t xml:space="preserve"> with Ant Design, cutting UI load times by </w:t>
+      </w:r>
+      <w:r>
+        <w:rPr>
+          <w:rFonts w:ascii="Arial" w:hAnsi="Arial"/>
+          <w:b/>
+          <w:color w:val="111111"/>
+          <w:sz w:val="20"/>
+        </w:rPr>
+        <w:t>30%</w:t>
       </w:r>
       <w:r>
         <w:rPr>
@@ -869,7 +1003,7 @@
                 <w:color w:val="1A1A1A"/>
                 <w:sz w:val="21"/>
               </w:rPr>
-              <w:t>MERN FinTech &amp; E-commerce Platform\n</w:t>
+              <w:t>Transaction Orchestration &amp; Ledger Platform\n</w:t>
             </w:r>
             <w:r>
               <w:rPr>
@@ -877,7 +1011,7 @@
                 <w:color w:val="333333"/>
                 <w:sz w:val="19"/>
               </w:rPr>
-              <w:t>A collection of full-stack web applications featuring secure user authentication, interactive dashboards, and REST APIs built with React, Node, Express, and MongoDB.\n</w:t>
+              <w:t>Microservice platform orchestrating AEPS, MATM, and UPI settlement with a transactional wallet ledger, retry and reconciliation handling, and Kafka event fan-out.\n</w:t>
             </w:r>
             <w:r>
               <w:rPr>
@@ -886,7 +1020,7 @@
                 <w:color w:val="718096"/>
                 <w:sz w:val="17"/>
               </w:rPr>
-              <w:t>STACK: React.js / Node.js / Express.js / MongoDB / JWT / Redux</w:t>
+              <w:t>STACK: Spring Boot / FastAPI / Kafka / PostgreSQL / Redis</w:t>
             </w:r>
           </w:p>
         </w:tc>
@@ -910,7 +1044,7 @@
                 <w:color w:val="1A1A1A"/>
                 <w:sz w:val="21"/>
               </w:rPr>
-              <w:t>Facial Recognition Attendance System\n</w:t>
+              <w:t>MERN FinTech &amp; Commerce Suite\n</w:t>
             </w:r>
             <w:r>
               <w:rPr>
@@ -918,7 +1052,7 @@
                 <w:color w:val="333333"/>
                 <w:sz w:val="19"/>
               </w:rPr>
-              <w:t>Created an automated student attendance tracking application integrating Python face detection algorithms (OpenCV and LBPH) with MySQL database.\n</w:t>
+              <w:t>Full-stack applications with JWT-secured authentication, role-based admin dashboards, and versioned REST APIs on React, Express, and MongoDB.\n</w:t>
             </w:r>
             <w:r>
               <w:rPr>
@@ -927,7 +1061,7 @@
                 <w:color w:val="718096"/>
                 <w:sz w:val="17"/>
               </w:rPr>
-              <w:t>STACK: Python / OpenCV / Tkinter / MySQL / Pandas</w:t>
+              <w:t>STACK: React.js / Node.js / Express.js / MongoDB / JWT / Redux</w:t>
             </w:r>
           </w:p>
         </w:tc>
@@ -953,7 +1087,7 @@
                 <w:color w:val="1A1A1A"/>
                 <w:sz w:val="21"/>
               </w:rPr>
-              <w:t>Himalayan Edges Website Development\n</w:t>
+              <w:t>Real-Time Telemetry &amp; Geofencing Engine\n</w:t>
             </w:r>
             <w:r>
               <w:rPr>
@@ -961,7 +1095,7 @@
                 <w:color w:val="333333"/>
                 <w:sz w:val="19"/>
               </w:rPr>
-              <w:t>Launched an e-commerce platform using React.js and Django with PWA capabilities, hosted on AWS, increasing page speed by 30%.\n</w:t>
+              <w:t>Workforce geolocation engine ingesting asynchronous GPS streams, rendering live map visualizations, and pushing geofence alerts over WebSockets.\n</w:t>
             </w:r>
             <w:r>
               <w:rPr>
@@ -970,7 +1104,7 @@
                 <w:color w:val="718096"/>
                 <w:sz w:val="17"/>
               </w:rPr>
-              <w:t>STACK: React.js / Django / SQLite / AWS / PWA</w:t>
+              <w:t>STACK: React.js / FastAPI / Celery / Redis / PostgreSQL</w:t>
             </w:r>
           </w:p>
         </w:tc>
@@ -994,7 +1128,7 @@
                 <w:color w:val="1A1A1A"/>
                 <w:sz w:val="21"/>
               </w:rPr>
-              <w:t>Traveling Portal &amp; Landing Page\n</w:t>
+              <w:t>Enterprise Authentication &amp; Authorization Service\n</w:t>
             </w:r>
             <w:r>
               <w:rPr>
@@ -1002,7 +1136,7 @@
                 <w:color w:val="333333"/>
                 <w:sz w:val="19"/>
               </w:rPr>
-              <w:t>A fully responsive, modern front-end landing page for a travel agency built with HTML, CSS, and Bootstrap layouts.\n</w:t>
+              <w:t>Reusable auth service providing registration, password hashing, JWT issuance and rotation, and RBAC enforcement across protected REST routes.\n</w:t>
             </w:r>
             <w:r>
               <w:rPr>
@@ -1011,91 +1145,7 @@
                 <w:color w:val="718096"/>
                 <w:sz w:val="17"/>
               </w:rPr>
-              <w:t>STACK: HTML5 / CSS3 / JavaScript / Bootstrap</w:t>
-            </w:r>
-          </w:p>
-        </w:tc>
-      </w:tr>
-      <w:tr>
-        <w:tc>
-          <w:tcPr>
-            <w:tcW w:type="dxa" w:w="5400"/>
-          </w:tcPr>
-          <w:p>
-            <w:pPr>
-              <w:spacing w:before="0" w:after="0"/>
-            </w:pPr>
-          </w:p>
-          <w:p>
-            <w:pPr>
-              <w:spacing w:before="120" w:after="120"/>
-            </w:pPr>
-            <w:r>
-              <w:rPr>
-                <w:rFonts w:ascii="Arial" w:hAnsi="Arial"/>
-                <w:b/>
-                <w:color w:val="1A1A1A"/>
-                <w:sz w:val="21"/>
-              </w:rPr>
-              <w:t>Persistent Task Management Dashboard\n</w:t>
-            </w:r>
-            <w:r>
-              <w:rPr>
-                <w:rFonts w:ascii="Arial" w:hAnsi="Arial"/>
-                <w:color w:val="333333"/>
-                <w:sz w:val="19"/>
-              </w:rPr>
-              <w:t>Programmed a desktop utility for task planning, category filtering, and JSON data persistence, featuring clean MVC architecture patterns.\n</w:t>
-            </w:r>
-            <w:r>
-              <w:rPr>
-                <w:rFonts w:ascii="Arial" w:hAnsi="Arial"/>
-                <w:i/>
-                <w:color w:val="718096"/>
-                <w:sz w:val="17"/>
-              </w:rPr>
-              <w:t>STACK: Python / Tkinter / JSON / MVC Patterns</w:t>
-            </w:r>
-          </w:p>
-        </w:tc>
-        <w:tc>
-          <w:tcPr>
-            <w:tcW w:type="dxa" w:w="5400"/>
-          </w:tcPr>
-          <w:p>
-            <w:pPr>
-              <w:spacing w:before="0" w:after="0"/>
-            </w:pPr>
-          </w:p>
-          <w:p>
-            <w:pPr>
-              <w:spacing w:before="120" w:after="120"/>
-            </w:pPr>
-            <w:r>
-              <w:rPr>
-                <w:rFonts w:ascii="Arial" w:hAnsi="Arial"/>
-                <w:b/>
-                <w:color w:val="1A1A1A"/>
-                <w:sz w:val="21"/>
-              </w:rPr>
-              <w:t>Real-Time Telemetry Geofencing Engine\n</w:t>
-            </w:r>
-            <w:r>
-              <w:rPr>
-                <w:rFonts w:ascii="Arial" w:hAnsi="Arial"/>
-                <w:color w:val="333333"/>
-                <w:sz w:val="19"/>
-              </w:rPr>
-              <w:t>Built a real-time workforce geolocation tracking engine with asynchronous GPS coordinate logs, map visualizations, and alerts via WebSockets.\n</w:t>
-            </w:r>
-            <w:r>
-              <w:rPr>
-                <w:rFonts w:ascii="Arial" w:hAnsi="Arial"/>
-                <w:i/>
-                <w:color w:val="718096"/>
-                <w:sz w:val="17"/>
-              </w:rPr>
-              <w:t>STACK: React.js / FastAPI / Celery / Redis / PostgreSQL</w:t>
+              <w:t>STACK: Spring Boot / Spring Security / JWT / MySQL</w:t>
             </w:r>
           </w:p>
         </w:tc>
@@ -1179,11 +1229,11 @@
                 <w:color w:val="333333"/>
                 <w:sz w:val="19"/>
               </w:rPr>
-              <w:t>Advanced MERN Stack Developer Certification</w:t>
+              <w:t>Data Structures &amp; Algorithms Certification</w:t>
               <w:br/>
               <w:t xml:space="preserve">                        Database Systems &amp; SQL Certification</w:t>
               <w:br/>
-              <w:t xml:space="preserve">                        Data Structures &amp; Algorithms Certification</w:t>
+              <w:t xml:space="preserve">                        Advanced MERN Stack Developer Certification</w:t>
               <w:br/>
               <w:t xml:space="preserve">                        IIT Kanpur Cyber Security Certification</w:t>
             </w:r>

--- a/downloads/Akhilesh_Mishra_Software_Engineer.docx
+++ b/downloads/Akhilesh_Mishra_Software_Engineer.docx
@@ -75,7 +75,7 @@
           <w:color w:val="333333"/>
           <w:sz w:val="20"/>
         </w:rPr>
-        <w:t>Software Development Engineer building secure, high-scale distributed systems for national e-governance and FinTech platforms. Designs microservice architectures, transaction-critical APIs, and event-driven pipelines serving 2 million+ users and 500,000+ daily transactions. Polyglot across Java/Spring Boot, Python/FastAPI, and Node.js, with strong system design, database engineering, and observability practice. Led hiring and onboarding for a four-engineer team while standardizing Docker-based CI/CD delivery.</w:t>
+        <w:t>Software engineer building distributed systems for national e-governance and FinTech platforms — microservice architecture, transaction-critical APIs, event-driven pipelines. Currently 2 million+ users and 500,000+ transactions a day across Java/Spring Boot, Python/FastAPI and Node.js services. Hired and onboarded 4 engineers and moved the team onto Docker-based CI/CD. Most useful when a system is either growing faster than its design or falling over under load.</w:t>
       </w:r>
     </w:p>
     <w:p>
@@ -264,7 +264,7 @@
           <w:color w:val="333333"/>
           <w:sz w:val="20"/>
         </w:rPr>
-        <w:t xml:space="preserve">Re-architected monolithic backend services into distributed microservices on </w:t>
+        <w:t xml:space="preserve">Split monolithic backends into distributed microservices across </w:t>
       </w:r>
       <w:r>
         <w:rPr>
@@ -298,7 +298,7 @@
           <w:color w:val="333333"/>
           <w:sz w:val="20"/>
         </w:rPr>
-        <w:t xml:space="preserve">, and </w:t>
+        <w:t xml:space="preserve"> and </w:t>
       </w:r>
       <w:r>
         <w:rPr>
@@ -315,7 +315,7 @@
           <w:color w:val="333333"/>
           <w:sz w:val="20"/>
         </w:rPr>
-        <w:t xml:space="preserve">, improving reliability for </w:t>
+        <w:t xml:space="preserve">, serving </w:t>
       </w:r>
       <w:r>
         <w:rPr>
@@ -347,7 +347,7 @@
           <w:color w:val="333333"/>
           <w:sz w:val="20"/>
         </w:rPr>
-        <w:t xml:space="preserve">Architected transaction-critical endpoints for AEPS, MATM, and UPI platforms, sustaining </w:t>
+        <w:t xml:space="preserve">Built the transaction-critical endpoints for AEPS, MATM and UPI, sustaining </w:t>
       </w:r>
       <w:r>
         <w:rPr>
@@ -364,7 +364,7 @@
           <w:color w:val="333333"/>
           <w:sz w:val="20"/>
         </w:rPr>
-        <w:t xml:space="preserve"> across payment rails.</w:t>
+        <w:t>.</w:t>
       </w:r>
     </w:p>
     <w:p>
@@ -379,7 +379,24 @@
           <w:color w:val="333333"/>
           <w:sz w:val="20"/>
         </w:rPr>
-        <w:t xml:space="preserve">Secured platform APIs with </w:t>
+        <w:t xml:space="preserve">Cut unauthorized access attempts </w:t>
+      </w:r>
+      <w:r>
+        <w:rPr>
+          <w:rFonts w:ascii="Arial" w:hAnsi="Arial"/>
+          <w:b/>
+          <w:color w:val="111111"/>
+          <w:sz w:val="20"/>
+        </w:rPr>
+        <w:t>99.9%</w:t>
+      </w:r>
+      <w:r>
+        <w:rPr>
+          <w:rFonts w:ascii="Arial" w:hAnsi="Arial"/>
+          <w:color w:val="333333"/>
+          <w:sz w:val="20"/>
+        </w:rPr>
+        <w:t xml:space="preserve"> with </w:t>
       </w:r>
       <w:r>
         <w:rPr>
@@ -396,7 +413,7 @@
           <w:color w:val="333333"/>
           <w:sz w:val="20"/>
         </w:rPr>
-        <w:t xml:space="preserve"> authentication and </w:t>
+        <w:t xml:space="preserve">, </w:t>
       </w:r>
       <w:r>
         <w:rPr>
@@ -413,7 +430,7 @@
           <w:color w:val="333333"/>
           <w:sz w:val="20"/>
         </w:rPr>
-        <w:t>, adding device binding and OTP controls to close off unauthorized access paths.</w:t>
+        <w:t>, device binding and OTP controls.</w:t>
       </w:r>
     </w:p>
     <w:p>
@@ -428,7 +445,24 @@
           <w:color w:val="333333"/>
           <w:sz w:val="20"/>
         </w:rPr>
-        <w:t xml:space="preserve">Designed and tuned </w:t>
+        <w:t xml:space="preserve">Reduced read/write latency </w:t>
+      </w:r>
+      <w:r>
+        <w:rPr>
+          <w:rFonts w:ascii="Arial" w:hAnsi="Arial"/>
+          <w:b/>
+          <w:color w:val="111111"/>
+          <w:sz w:val="20"/>
+        </w:rPr>
+        <w:t>45%</w:t>
+      </w:r>
+      <w:r>
+        <w:rPr>
+          <w:rFonts w:ascii="Arial" w:hAnsi="Arial"/>
+          <w:color w:val="333333"/>
+          <w:sz w:val="20"/>
+        </w:rPr>
+        <w:t xml:space="preserve"> across </w:t>
       </w:r>
       <w:r>
         <w:rPr>
@@ -462,7 +496,7 @@
           <w:color w:val="333333"/>
           <w:sz w:val="20"/>
         </w:rPr>
-        <w:t xml:space="preserve">, and </w:t>
+        <w:t xml:space="preserve"> and </w:t>
       </w:r>
       <w:r>
         <w:rPr>
@@ -479,24 +513,7 @@
           <w:color w:val="333333"/>
           <w:sz w:val="20"/>
         </w:rPr>
-        <w:t xml:space="preserve"> schemas using sharding, partitioning, and query optimization, cutting read/write latency by </w:t>
-      </w:r>
-      <w:r>
-        <w:rPr>
-          <w:rFonts w:ascii="Arial" w:hAnsi="Arial"/>
-          <w:b/>
-          <w:color w:val="111111"/>
-          <w:sz w:val="20"/>
-        </w:rPr>
-        <w:t>45%</w:t>
-      </w:r>
-      <w:r>
-        <w:rPr>
-          <w:rFonts w:ascii="Arial" w:hAnsi="Arial"/>
-          <w:color w:val="333333"/>
-          <w:sz w:val="20"/>
-        </w:rPr>
-        <w:t>.</w:t>
+        <w:t xml:space="preserve"> using sharding, partitioning and query tuning.</w:t>
       </w:r>
     </w:p>
     <w:p>
@@ -511,7 +528,24 @@
           <w:color w:val="333333"/>
           <w:sz w:val="20"/>
         </w:rPr>
-        <w:t xml:space="preserve">Established event-driven communication with </w:t>
+        <w:t xml:space="preserve">Lifted message throughput </w:t>
+      </w:r>
+      <w:r>
+        <w:rPr>
+          <w:rFonts w:ascii="Arial" w:hAnsi="Arial"/>
+          <w:b/>
+          <w:color w:val="111111"/>
+          <w:sz w:val="20"/>
+        </w:rPr>
+        <w:t>35%</w:t>
+      </w:r>
+      <w:r>
+        <w:rPr>
+          <w:rFonts w:ascii="Arial" w:hAnsi="Arial"/>
+          <w:color w:val="333333"/>
+          <w:sz w:val="20"/>
+        </w:rPr>
+        <w:t xml:space="preserve"> by moving inter-service work onto </w:t>
       </w:r>
       <w:r>
         <w:rPr>
@@ -545,7 +579,7 @@
           <w:color w:val="333333"/>
           <w:sz w:val="20"/>
         </w:rPr>
-        <w:t xml:space="preserve">, and </w:t>
+        <w:t xml:space="preserve"> and </w:t>
       </w:r>
       <w:r>
         <w:rPr>
@@ -555,23 +589,6 @@
           <w:sz w:val="20"/>
         </w:rPr>
         <w:t>Redis</w:t>
-      </w:r>
-      <w:r>
-        <w:rPr>
-          <w:rFonts w:ascii="Arial" w:hAnsi="Arial"/>
-          <w:color w:val="333333"/>
-          <w:sz w:val="20"/>
-        </w:rPr>
-        <w:t xml:space="preserve">, lifting message processing throughput by </w:t>
-      </w:r>
-      <w:r>
-        <w:rPr>
-          <w:rFonts w:ascii="Arial" w:hAnsi="Arial"/>
-          <w:b/>
-          <w:color w:val="111111"/>
-          <w:sz w:val="20"/>
-        </w:rPr>
-        <w:t>35%</w:t>
       </w:r>
       <w:r>
         <w:rPr>
@@ -594,7 +611,7 @@
           <w:color w:val="333333"/>
           <w:sz w:val="20"/>
         </w:rPr>
-        <w:t xml:space="preserve">Instrumented services with </w:t>
+        <w:t xml:space="preserve">Stood up </w:t>
       </w:r>
       <w:r>
         <w:rPr>
@@ -628,7 +645,24 @@
           <w:color w:val="333333"/>
           <w:sz w:val="20"/>
         </w:rPr>
-        <w:t xml:space="preserve"> and automated container delivery through </w:t>
+        <w:t xml:space="preserve"> dashboards and automated container delivery for all </w:t>
+      </w:r>
+      <w:r>
+        <w:rPr>
+          <w:rFonts w:ascii="Arial" w:hAnsi="Arial"/>
+          <w:b/>
+          <w:color w:val="111111"/>
+          <w:sz w:val="20"/>
+        </w:rPr>
+        <w:t>3</w:t>
+      </w:r>
+      <w:r>
+        <w:rPr>
+          <w:rFonts w:ascii="Arial" w:hAnsi="Arial"/>
+          <w:color w:val="333333"/>
+          <w:sz w:val="20"/>
+        </w:rPr>
+        <w:t xml:space="preserve"> payment platforms with </w:t>
       </w:r>
       <w:r>
         <w:rPr>
@@ -677,7 +711,7 @@
           <w:color w:val="333333"/>
           <w:sz w:val="20"/>
         </w:rPr>
-        <w:t xml:space="preserve">Led hiring and onboarding for </w:t>
+        <w:t xml:space="preserve">Hired and onboarded </w:t>
       </w:r>
       <w:r>
         <w:rPr>
@@ -694,7 +728,7 @@
           <w:color w:val="333333"/>
           <w:sz w:val="20"/>
         </w:rPr>
-        <w:t xml:space="preserve">, lifting team onboarding efficiency by </w:t>
+        <w:t xml:space="preserve">, improving team onboarding efficiency </w:t>
       </w:r>
       <w:r>
         <w:rPr>
@@ -768,7 +802,7 @@
           <w:color w:val="333333"/>
           <w:sz w:val="20"/>
         </w:rPr>
-        <w:t xml:space="preserve">Engineered a real-time workforce telemetry platform with a </w:t>
+        <w:t xml:space="preserve">Engineered a workforce telemetry platform — </w:t>
       </w:r>
       <w:r>
         <w:rPr>
@@ -785,7 +819,7 @@
           <w:color w:val="333333"/>
           <w:sz w:val="20"/>
         </w:rPr>
-        <w:t xml:space="preserve"> front end and </w:t>
+        <w:t xml:space="preserve"> front end, </w:t>
       </w:r>
       <w:r>
         <w:rPr>
@@ -802,7 +836,7 @@
           <w:color w:val="333333"/>
           <w:sz w:val="20"/>
         </w:rPr>
-        <w:t xml:space="preserve"> backend, serving </w:t>
+        <w:t xml:space="preserve"> backend — for </w:t>
       </w:r>
       <w:r>
         <w:rPr>
@@ -811,7 +845,7 @@
           <w:color w:val="111111"/>
           <w:sz w:val="20"/>
         </w:rPr>
-        <w:t>1,000+ active field agents</w:t>
+        <w:t>1,000+ field agents</w:t>
       </w:r>
       <w:r>
         <w:rPr>
@@ -834,7 +868,41 @@
           <w:color w:val="333333"/>
           <w:sz w:val="20"/>
         </w:rPr>
-        <w:t xml:space="preserve">Built an asynchronous location ingestion pipeline on </w:t>
+        <w:t xml:space="preserve">Processed </w:t>
+      </w:r>
+      <w:r>
+        <w:rPr>
+          <w:rFonts w:ascii="Arial" w:hAnsi="Arial"/>
+          <w:b/>
+          <w:color w:val="111111"/>
+          <w:sz w:val="20"/>
+        </w:rPr>
+        <w:t>10,000+ concurrent</w:t>
+      </w:r>
+      <w:r>
+        <w:rPr>
+          <w:rFonts w:ascii="Arial" w:hAnsi="Arial"/>
+          <w:color w:val="333333"/>
+          <w:sz w:val="20"/>
+        </w:rPr>
+        <w:t xml:space="preserve"> GPS pings at </w:t>
+      </w:r>
+      <w:r>
+        <w:rPr>
+          <w:rFonts w:ascii="Arial" w:hAnsi="Arial"/>
+          <w:b/>
+          <w:color w:val="111111"/>
+          <w:sz w:val="20"/>
+        </w:rPr>
+        <w:t>99.9% uptime</w:t>
+      </w:r>
+      <w:r>
+        <w:rPr>
+          <w:rFonts w:ascii="Arial" w:hAnsi="Arial"/>
+          <w:color w:val="333333"/>
+          <w:sz w:val="20"/>
+        </w:rPr>
+        <w:t xml:space="preserve"> through a </w:t>
       </w:r>
       <w:r>
         <w:rPr>
@@ -868,7 +936,7 @@
           <w:color w:val="333333"/>
           <w:sz w:val="20"/>
         </w:rPr>
-        <w:t xml:space="preserve">, and </w:t>
+        <w:t xml:space="preserve"> and </w:t>
       </w:r>
       <w:r>
         <w:rPr>
@@ -885,24 +953,7 @@
           <w:color w:val="333333"/>
           <w:sz w:val="20"/>
         </w:rPr>
-        <w:t xml:space="preserve">, processing </w:t>
-      </w:r>
-      <w:r>
-        <w:rPr>
-          <w:rFonts w:ascii="Arial" w:hAnsi="Arial"/>
-          <w:b/>
-          <w:color w:val="111111"/>
-          <w:sz w:val="20"/>
-        </w:rPr>
-        <w:t>10,000+ concurrent GPS pings at 99.9% uptime</w:t>
-      </w:r>
-      <w:r>
-        <w:rPr>
-          <w:rFonts w:ascii="Arial" w:hAnsi="Arial"/>
-          <w:color w:val="333333"/>
-          <w:sz w:val="20"/>
-        </w:rPr>
-        <w:t>.</w:t>
+        <w:t xml:space="preserve"> ingestion pipeline.</w:t>
       </w:r>
     </w:p>
     <w:p>
@@ -917,7 +968,7 @@
           <w:color w:val="333333"/>
           <w:sz w:val="20"/>
         </w:rPr>
-        <w:t xml:space="preserve">Delivered an interactive live map dashboard in </w:t>
+        <w:t xml:space="preserve">Built the live map dashboard in </w:t>
       </w:r>
       <w:r>
         <w:rPr>
@@ -934,7 +985,24 @@
           <w:color w:val="333333"/>
           <w:sz w:val="20"/>
         </w:rPr>
-        <w:t xml:space="preserve"> with Ant Design, cutting UI load times by </w:t>
+        <w:t xml:space="preserve"> with </w:t>
+      </w:r>
+      <w:r>
+        <w:rPr>
+          <w:rFonts w:ascii="Arial" w:hAnsi="Arial"/>
+          <w:b/>
+          <w:color w:val="111111"/>
+          <w:sz w:val="20"/>
+        </w:rPr>
+        <w:t>Ant Design</w:t>
+      </w:r>
+      <w:r>
+        <w:rPr>
+          <w:rFonts w:ascii="Arial" w:hAnsi="Arial"/>
+          <w:color w:val="333333"/>
+          <w:sz w:val="20"/>
+        </w:rPr>
+        <w:t xml:space="preserve">, </w:t>
       </w:r>
       <w:r>
         <w:rPr>
@@ -951,7 +1019,7 @@
           <w:color w:val="333333"/>
           <w:sz w:val="20"/>
         </w:rPr>
-        <w:t>.</w:t>
+        <w:t xml:space="preserve"> quicker to load.</w:t>
       </w:r>
     </w:p>
     <w:p>

--- a/downloads/Akhilesh_Mishra_Software_Engineer.docx
+++ b/downloads/Akhilesh_Mishra_Software_Engineer.docx
@@ -75,7 +75,7 @@
           <w:color w:val="333333"/>
           <w:sz w:val="20"/>
         </w:rPr>
-        <w:t>Software engineer building distributed systems for national e-governance and FinTech platforms — microservice architecture, transaction-critical APIs, event-driven pipelines. Currently 2 million+ users and 500,000+ transactions a day across Java/Spring Boot, Python/FastAPI and Node.js services. Hired and onboarded 4 engineers and moved the team onto Docker-based CI/CD. Most useful when a system is either growing faster than its design or falling over under load.</w:t>
+        <w:t>Distributed systems for national e-governance and FinTech — 2 million+ users and 500,000+ transactions a day across Spring Boot, FastAPI and Node.js services. Cut p95 latency 45% across MySQL, PostgreSQL and MongoDB, lifted message throughput 35% on Kafka, and put every service behind Prometheus and Grafana. Hired and onboarded 4 engineers and moved the team onto Docker-based CI/CD.</w:t>
       </w:r>
     </w:p>
     <w:p>
@@ -115,9 +115,7 @@
           <w:color w:val="333333"/>
           <w:sz w:val="20"/>
         </w:rPr>
-        <w:t>Languages</w:t>
-        <w:br/>
-        <w:t xml:space="preserve">                    Java, Python, JavaScript (ES6+), TypeScript, SQL, C++, HTML5, CSS3</w:t>
+        <w:t>Java, Python, JavaScript (ES6+), TypeScript, SQL, C++, HTML5, CSS3</w:t>
       </w:r>
     </w:p>
     <w:p>
@@ -139,9 +137,7 @@
           <w:color w:val="333333"/>
           <w:sz w:val="20"/>
         </w:rPr>
-        <w:t>ackend &amp; Architecture</w:t>
-        <w:br/>
-        <w:t xml:space="preserve">                    Spring Boot, Django, FastAPI, Node.js, Express.js, React.js, Next.js, microservices, REST APIs, WebSockets</w:t>
+        <w:t>Spring Boot, Django, FastAPI, Node.js, Express.js, React.js, Next.js, microservices, REST APIs, idempotency, rate limiting, WebSockets</w:t>
       </w:r>
     </w:p>
     <w:p>
@@ -163,9 +159,7 @@
           <w:color w:val="333333"/>
           <w:sz w:val="20"/>
         </w:rPr>
-        <w:t>Data &amp; Messaging</w:t>
-        <w:br/>
-        <w:t xml:space="preserve">                    MySQL, PostgreSQL, MongoDB, Redis, Apache Kafka, Celery, Hibernate/JPA, indexing &amp; query tuning</w:t>
+        <w:t>MySQL, PostgreSQL, MongoDB, Redis, Apache Kafka, Celery, Hibernate/JPA, sharding, partitioning, query tuning</w:t>
       </w:r>
     </w:p>
     <w:p>
@@ -179,7 +173,7 @@
           <w:color w:val="0C4F6B"/>
           <w:sz w:val="20"/>
         </w:rPr>
-        <w:t xml:space="preserve">DevOps &amp; Observability </w:t>
+        <w:t xml:space="preserve">Testing, DevOps &amp; Observability </w:t>
       </w:r>
       <w:r>
         <w:rPr>
@@ -187,9 +181,7 @@
           <w:color w:val="333333"/>
           <w:sz w:val="20"/>
         </w:rPr>
-        <w:t>evOps &amp; Observability</w:t>
-        <w:br/>
-        <w:t xml:space="preserve">                    Docker, Git, GitHub Actions, CI/CD, Linux, Postman, Jira, Prometheus, Grafana</w:t>
+        <w:t>pytest, JUnit, Jest, Docker, Kubernetes, GitHub Actions CI/CD, Linux, Jira, Prometheus, Grafana</w:t>
       </w:r>
     </w:p>
     <w:p>
@@ -264,90 +256,7 @@
           <w:color w:val="333333"/>
           <w:sz w:val="20"/>
         </w:rPr>
-        <w:t xml:space="preserve">Split monolithic backends into distributed microservices across </w:t>
-      </w:r>
-      <w:r>
-        <w:rPr>
-          <w:rFonts w:ascii="Arial" w:hAnsi="Arial"/>
-          <w:b/>
-          <w:color w:val="111111"/>
-          <w:sz w:val="20"/>
-        </w:rPr>
-        <w:t>Spring Boot</w:t>
-      </w:r>
-      <w:r>
-        <w:rPr>
-          <w:rFonts w:ascii="Arial" w:hAnsi="Arial"/>
-          <w:color w:val="333333"/>
-          <w:sz w:val="20"/>
-        </w:rPr>
-        <w:t xml:space="preserve">, </w:t>
-      </w:r>
-      <w:r>
-        <w:rPr>
-          <w:rFonts w:ascii="Arial" w:hAnsi="Arial"/>
-          <w:b/>
-          <w:color w:val="111111"/>
-          <w:sz w:val="20"/>
-        </w:rPr>
-        <w:t>FastAPI</w:t>
-      </w:r>
-      <w:r>
-        <w:rPr>
-          <w:rFonts w:ascii="Arial" w:hAnsi="Arial"/>
-          <w:color w:val="333333"/>
-          <w:sz w:val="20"/>
-        </w:rPr>
-        <w:t xml:space="preserve"> and </w:t>
-      </w:r>
-      <w:r>
-        <w:rPr>
-          <w:rFonts w:ascii="Arial" w:hAnsi="Arial"/>
-          <w:b/>
-          <w:color w:val="111111"/>
-          <w:sz w:val="20"/>
-        </w:rPr>
-        <w:t>Node.js</w:t>
-      </w:r>
-      <w:r>
-        <w:rPr>
-          <w:rFonts w:ascii="Arial" w:hAnsi="Arial"/>
-          <w:color w:val="333333"/>
-          <w:sz w:val="20"/>
-        </w:rPr>
-        <w:t xml:space="preserve">, serving </w:t>
-      </w:r>
-      <w:r>
-        <w:rPr>
-          <w:rFonts w:ascii="Arial" w:hAnsi="Arial"/>
-          <w:b/>
-          <w:color w:val="111111"/>
-          <w:sz w:val="20"/>
-        </w:rPr>
-        <w:t>2 million+ users</w:t>
-      </w:r>
-      <w:r>
-        <w:rPr>
-          <w:rFonts w:ascii="Arial" w:hAnsi="Arial"/>
-          <w:color w:val="333333"/>
-          <w:sz w:val="20"/>
-        </w:rPr>
-        <w:t>.</w:t>
-      </w:r>
-    </w:p>
-    <w:p>
-      <w:pPr>
-        <w:pStyle w:val="ListBullet"/>
-        <w:spacing w:before="0" w:after="40"/>
-        <w:ind w:left="288"/>
-      </w:pPr>
-      <w:r>
-        <w:rPr>
-          <w:rFonts w:ascii="Arial" w:hAnsi="Arial"/>
-          <w:color w:val="333333"/>
-          <w:sz w:val="20"/>
-        </w:rPr>
-        <w:t xml:space="preserve">Built the transaction-critical endpoints for AEPS, MATM and UPI, sustaining </w:t>
+        <w:t xml:space="preserve">Sustained </w:t>
       </w:r>
       <w:r>
         <w:rPr>
@@ -364,7 +273,24 @@
           <w:color w:val="333333"/>
           <w:sz w:val="20"/>
         </w:rPr>
-        <w:t>.</w:t>
+        <w:t xml:space="preserve"> at a </w:t>
+      </w:r>
+      <w:r>
+        <w:rPr>
+          <w:rFonts w:ascii="Arial" w:hAnsi="Arial"/>
+          <w:b/>
+          <w:color w:val="111111"/>
+          <w:sz w:val="20"/>
+        </w:rPr>
+        <w:t>99% success rate</w:t>
+      </w:r>
+      <w:r>
+        <w:rPr>
+          <w:rFonts w:ascii="Arial" w:hAnsi="Arial"/>
+          <w:color w:val="333333"/>
+          <w:sz w:val="20"/>
+        </w:rPr>
+        <w:t xml:space="preserve"> across AEPS, MATM and UPI, by making the settlement path idempotent with request keys, backoff retries and automated reconciliation.</w:t>
       </w:r>
     </w:p>
     <w:p>
@@ -379,73 +305,7 @@
           <w:color w:val="333333"/>
           <w:sz w:val="20"/>
         </w:rPr>
-        <w:t xml:space="preserve">Cut unauthorized access attempts </w:t>
-      </w:r>
-      <w:r>
-        <w:rPr>
-          <w:rFonts w:ascii="Arial" w:hAnsi="Arial"/>
-          <w:b/>
-          <w:color w:val="111111"/>
-          <w:sz w:val="20"/>
-        </w:rPr>
-        <w:t>99.9%</w:t>
-      </w:r>
-      <w:r>
-        <w:rPr>
-          <w:rFonts w:ascii="Arial" w:hAnsi="Arial"/>
-          <w:color w:val="333333"/>
-          <w:sz w:val="20"/>
-        </w:rPr>
-        <w:t xml:space="preserve"> with </w:t>
-      </w:r>
-      <w:r>
-        <w:rPr>
-          <w:rFonts w:ascii="Arial" w:hAnsi="Arial"/>
-          <w:b/>
-          <w:color w:val="111111"/>
-          <w:sz w:val="20"/>
-        </w:rPr>
-        <w:t>JWT</w:t>
-      </w:r>
-      <w:r>
-        <w:rPr>
-          <w:rFonts w:ascii="Arial" w:hAnsi="Arial"/>
-          <w:color w:val="333333"/>
-          <w:sz w:val="20"/>
-        </w:rPr>
-        <w:t xml:space="preserve">, </w:t>
-      </w:r>
-      <w:r>
-        <w:rPr>
-          <w:rFonts w:ascii="Arial" w:hAnsi="Arial"/>
-          <w:b/>
-          <w:color w:val="111111"/>
-          <w:sz w:val="20"/>
-        </w:rPr>
-        <w:t>RBAC</w:t>
-      </w:r>
-      <w:r>
-        <w:rPr>
-          <w:rFonts w:ascii="Arial" w:hAnsi="Arial"/>
-          <w:color w:val="333333"/>
-          <w:sz w:val="20"/>
-        </w:rPr>
-        <w:t>, device binding and OTP controls.</w:t>
-      </w:r>
-    </w:p>
-    <w:p>
-      <w:pPr>
-        <w:pStyle w:val="ListBullet"/>
-        <w:spacing w:before="0" w:after="40"/>
-        <w:ind w:left="288"/>
-      </w:pPr>
-      <w:r>
-        <w:rPr>
-          <w:rFonts w:ascii="Arial" w:hAnsi="Arial"/>
-          <w:color w:val="333333"/>
-          <w:sz w:val="20"/>
-        </w:rPr>
-        <w:t xml:space="preserve">Reduced read/write latency </w:t>
+        <w:t xml:space="preserve">Cut p95 read/write latency </w:t>
       </w:r>
       <w:r>
         <w:rPr>
@@ -513,7 +373,90 @@
           <w:color w:val="333333"/>
           <w:sz w:val="20"/>
         </w:rPr>
-        <w:t xml:space="preserve"> using sharding, partitioning and query tuning.</w:t>
+        <w:t>, by sharding and partitioning the hot tables and tuning the slowest queries against their plans.</w:t>
+      </w:r>
+    </w:p>
+    <w:p>
+      <w:pPr>
+        <w:pStyle w:val="ListBullet"/>
+        <w:spacing w:before="0" w:after="40"/>
+        <w:ind w:left="288"/>
+      </w:pPr>
+      <w:r>
+        <w:rPr>
+          <w:rFonts w:ascii="Arial" w:hAnsi="Arial"/>
+          <w:color w:val="333333"/>
+          <w:sz w:val="20"/>
+        </w:rPr>
+        <w:t xml:space="preserve">Contained a bad release to one service instead of the whole platform for </w:t>
+      </w:r>
+      <w:r>
+        <w:rPr>
+          <w:rFonts w:ascii="Arial" w:hAnsi="Arial"/>
+          <w:b/>
+          <w:color w:val="111111"/>
+          <w:sz w:val="20"/>
+        </w:rPr>
+        <w:t>2 million+ users</w:t>
+      </w:r>
+      <w:r>
+        <w:rPr>
+          <w:rFonts w:ascii="Arial" w:hAnsi="Arial"/>
+          <w:color w:val="333333"/>
+          <w:sz w:val="20"/>
+        </w:rPr>
+        <w:t xml:space="preserve">, by splitting monolithic backends into </w:t>
+      </w:r>
+      <w:r>
+        <w:rPr>
+          <w:rFonts w:ascii="Arial" w:hAnsi="Arial"/>
+          <w:b/>
+          <w:color w:val="111111"/>
+          <w:sz w:val="20"/>
+        </w:rPr>
+        <w:t>Spring Boot</w:t>
+      </w:r>
+      <w:r>
+        <w:rPr>
+          <w:rFonts w:ascii="Arial" w:hAnsi="Arial"/>
+          <w:color w:val="333333"/>
+          <w:sz w:val="20"/>
+        </w:rPr>
+        <w:t xml:space="preserve">, </w:t>
+      </w:r>
+      <w:r>
+        <w:rPr>
+          <w:rFonts w:ascii="Arial" w:hAnsi="Arial"/>
+          <w:b/>
+          <w:color w:val="111111"/>
+          <w:sz w:val="20"/>
+        </w:rPr>
+        <w:t>FastAPI</w:t>
+      </w:r>
+      <w:r>
+        <w:rPr>
+          <w:rFonts w:ascii="Arial" w:hAnsi="Arial"/>
+          <w:color w:val="333333"/>
+          <w:sz w:val="20"/>
+        </w:rPr>
+        <w:t xml:space="preserve"> and </w:t>
+      </w:r>
+      <w:r>
+        <w:rPr>
+          <w:rFonts w:ascii="Arial" w:hAnsi="Arial"/>
+          <w:b/>
+          <w:color w:val="111111"/>
+          <w:sz w:val="20"/>
+        </w:rPr>
+        <w:t>Node.js</w:t>
+      </w:r>
+      <w:r>
+        <w:rPr>
+          <w:rFonts w:ascii="Arial" w:hAnsi="Arial"/>
+          <w:color w:val="333333"/>
+          <w:sz w:val="20"/>
+        </w:rPr>
+        <w:t xml:space="preserve"> microservices behind a versioned gateway.</w:t>
       </w:r>
     </w:p>
     <w:p>
@@ -545,7 +488,7 @@
           <w:color w:val="333333"/>
           <w:sz w:val="20"/>
         </w:rPr>
-        <w:t xml:space="preserve"> by moving inter-service work onto </w:t>
+        <w:t xml:space="preserve">, by moving inter-service work onto </w:t>
       </w:r>
       <w:r>
         <w:rPr>
@@ -596,7 +539,7 @@
           <w:color w:val="333333"/>
           <w:sz w:val="20"/>
         </w:rPr>
-        <w:t>.</w:t>
+        <w:t xml:space="preserve"> with dead-letter handling for poison messages.</w:t>
       </w:r>
     </w:p>
     <w:p>
@@ -611,7 +554,124 @@
           <w:color w:val="333333"/>
           <w:sz w:val="20"/>
         </w:rPr>
-        <w:t xml:space="preserve">Stood up </w:t>
+        <w:t xml:space="preserve">Blocked </w:t>
+      </w:r>
+      <w:r>
+        <w:rPr>
+          <w:rFonts w:ascii="Arial" w:hAnsi="Arial"/>
+          <w:b/>
+          <w:color w:val="111111"/>
+          <w:sz w:val="20"/>
+        </w:rPr>
+        <w:t>99.9%</w:t>
+      </w:r>
+      <w:r>
+        <w:rPr>
+          <w:rFonts w:ascii="Arial" w:hAnsi="Arial"/>
+          <w:color w:val="333333"/>
+          <w:sz w:val="20"/>
+        </w:rPr>
+        <w:t xml:space="preserve"> of unauthorized access attempts, by adding </w:t>
+      </w:r>
+      <w:r>
+        <w:rPr>
+          <w:rFonts w:ascii="Arial" w:hAnsi="Arial"/>
+          <w:b/>
+          <w:color w:val="111111"/>
+          <w:sz w:val="20"/>
+        </w:rPr>
+        <w:t>JWT</w:t>
+      </w:r>
+      <w:r>
+        <w:rPr>
+          <w:rFonts w:ascii="Arial" w:hAnsi="Arial"/>
+          <w:color w:val="333333"/>
+          <w:sz w:val="20"/>
+        </w:rPr>
+        <w:t xml:space="preserve"> rotation, </w:t>
+      </w:r>
+      <w:r>
+        <w:rPr>
+          <w:rFonts w:ascii="Arial" w:hAnsi="Arial"/>
+          <w:b/>
+          <w:color w:val="111111"/>
+          <w:sz w:val="20"/>
+        </w:rPr>
+        <w:t>RBAC</w:t>
+      </w:r>
+      <w:r>
+        <w:rPr>
+          <w:rFonts w:ascii="Arial" w:hAnsi="Arial"/>
+          <w:color w:val="333333"/>
+          <w:sz w:val="20"/>
+        </w:rPr>
+        <w:t>, device binding and OTP rate limiting across every payment entry point.</w:t>
+      </w:r>
+    </w:p>
+    <w:p>
+      <w:pPr>
+        <w:pStyle w:val="ListBullet"/>
+        <w:spacing w:before="0" w:after="40"/>
+        <w:ind w:left="288"/>
+      </w:pPr>
+      <w:r>
+        <w:rPr>
+          <w:rFonts w:ascii="Arial" w:hAnsi="Arial"/>
+          <w:color w:val="333333"/>
+          <w:sz w:val="20"/>
+        </w:rPr>
+        <w:t xml:space="preserve">Replaced a manual release process across all </w:t>
+      </w:r>
+      <w:r>
+        <w:rPr>
+          <w:rFonts w:ascii="Arial" w:hAnsi="Arial"/>
+          <w:b/>
+          <w:color w:val="111111"/>
+          <w:sz w:val="20"/>
+        </w:rPr>
+        <w:t>3</w:t>
+      </w:r>
+      <w:r>
+        <w:rPr>
+          <w:rFonts w:ascii="Arial" w:hAnsi="Arial"/>
+          <w:color w:val="333333"/>
+          <w:sz w:val="20"/>
+        </w:rPr>
+        <w:t xml:space="preserve"> payment platforms, by containerising every service with </w:t>
+      </w:r>
+      <w:r>
+        <w:rPr>
+          <w:rFonts w:ascii="Arial" w:hAnsi="Arial"/>
+          <w:b/>
+          <w:color w:val="111111"/>
+          <w:sz w:val="20"/>
+        </w:rPr>
+        <w:t>Docker</w:t>
+      </w:r>
+      <w:r>
+        <w:rPr>
+          <w:rFonts w:ascii="Arial" w:hAnsi="Arial"/>
+          <w:color w:val="333333"/>
+          <w:sz w:val="20"/>
+        </w:rPr>
+        <w:t xml:space="preserve">, shipping through </w:t>
+      </w:r>
+      <w:r>
+        <w:rPr>
+          <w:rFonts w:ascii="Arial" w:hAnsi="Arial"/>
+          <w:b/>
+          <w:color w:val="111111"/>
+          <w:sz w:val="20"/>
+        </w:rPr>
+        <w:t>GitHub Actions</w:t>
+      </w:r>
+      <w:r>
+        <w:rPr>
+          <w:rFonts w:ascii="Arial" w:hAnsi="Arial"/>
+          <w:color w:val="333333"/>
+          <w:sz w:val="20"/>
+        </w:rPr>
+        <w:t xml:space="preserve"> and putting each one on </w:t>
       </w:r>
       <w:r>
         <w:rPr>
@@ -645,58 +705,7 @@
           <w:color w:val="333333"/>
           <w:sz w:val="20"/>
         </w:rPr>
-        <w:t xml:space="preserve"> dashboards and automated container delivery for all </w:t>
-      </w:r>
-      <w:r>
-        <w:rPr>
-          <w:rFonts w:ascii="Arial" w:hAnsi="Arial"/>
-          <w:b/>
-          <w:color w:val="111111"/>
-          <w:sz w:val="20"/>
-        </w:rPr>
-        <w:t>3</w:t>
-      </w:r>
-      <w:r>
-        <w:rPr>
-          <w:rFonts w:ascii="Arial" w:hAnsi="Arial"/>
-          <w:color w:val="333333"/>
-          <w:sz w:val="20"/>
-        </w:rPr>
-        <w:t xml:space="preserve"> payment platforms with </w:t>
-      </w:r>
-      <w:r>
-        <w:rPr>
-          <w:rFonts w:ascii="Arial" w:hAnsi="Arial"/>
-          <w:b/>
-          <w:color w:val="111111"/>
-          <w:sz w:val="20"/>
-        </w:rPr>
-        <w:t>Docker</w:t>
-      </w:r>
-      <w:r>
-        <w:rPr>
-          <w:rFonts w:ascii="Arial" w:hAnsi="Arial"/>
-          <w:color w:val="333333"/>
-          <w:sz w:val="20"/>
-        </w:rPr>
-        <w:t xml:space="preserve"> and </w:t>
-      </w:r>
-      <w:r>
-        <w:rPr>
-          <w:rFonts w:ascii="Arial" w:hAnsi="Arial"/>
-          <w:b/>
-          <w:color w:val="111111"/>
-          <w:sz w:val="20"/>
-        </w:rPr>
-        <w:t>GitHub Actions</w:t>
-      </w:r>
-      <w:r>
-        <w:rPr>
-          <w:rFonts w:ascii="Arial" w:hAnsi="Arial"/>
-          <w:color w:val="333333"/>
-          <w:sz w:val="20"/>
-        </w:rPr>
-        <w:t>.</w:t>
+        <w:t xml:space="preserve"> dashboards.</w:t>
       </w:r>
     </w:p>
     <w:p>
@@ -711,7 +720,24 @@
           <w:color w:val="333333"/>
           <w:sz w:val="20"/>
         </w:rPr>
-        <w:t xml:space="preserve">Hired and onboarded </w:t>
+        <w:t xml:space="preserve">Improved team onboarding efficiency </w:t>
+      </w:r>
+      <w:r>
+        <w:rPr>
+          <w:rFonts w:ascii="Arial" w:hAnsi="Arial"/>
+          <w:b/>
+          <w:color w:val="111111"/>
+          <w:sz w:val="20"/>
+        </w:rPr>
+        <w:t>40%</w:t>
+      </w:r>
+      <w:r>
+        <w:rPr>
+          <w:rFonts w:ascii="Arial" w:hAnsi="Arial"/>
+          <w:color w:val="333333"/>
+          <w:sz w:val="20"/>
+        </w:rPr>
+        <w:t xml:space="preserve">, by hiring and onboarding </w:t>
       </w:r>
       <w:r>
         <w:rPr>
@@ -728,24 +754,7 @@
           <w:color w:val="333333"/>
           <w:sz w:val="20"/>
         </w:rPr>
-        <w:t xml:space="preserve">, improving team onboarding efficiency </w:t>
-      </w:r>
-      <w:r>
-        <w:rPr>
-          <w:rFonts w:ascii="Arial" w:hAnsi="Arial"/>
-          <w:b/>
-          <w:color w:val="111111"/>
-          <w:sz w:val="20"/>
-        </w:rPr>
-        <w:t>40%</w:t>
-      </w:r>
-      <w:r>
-        <w:rPr>
-          <w:rFonts w:ascii="Arial" w:hAnsi="Arial"/>
-          <w:color w:val="333333"/>
-          <w:sz w:val="20"/>
-        </w:rPr>
-        <w:t>.</w:t>
+        <w:t xml:space="preserve"> and writing the runbooks and service documentation they start from.</w:t>
       </w:r>
     </w:p>
     <w:p>
@@ -760,7 +769,7 @@
           <w:color w:val="1A1A1A"/>
           <w:sz w:val="21"/>
         </w:rPr>
-        <w:t>Freelance Software Engineer</w:t>
+        <w:t>Software Engineer (Contract)</w:t>
       </w:r>
       <w:r>
         <w:t xml:space="preserve">   |   </w:t>
@@ -772,7 +781,7 @@
           <w:color w:val="0056B3"/>
           <w:sz w:val="21"/>
         </w:rPr>
-        <w:t>Workforce Telemetry &amp; Operations</w:t>
+        <w:t>Independent Client Engagement</w:t>
       </w:r>
     </w:p>
     <w:p>
@@ -802,7 +811,24 @@
           <w:color w:val="333333"/>
           <w:sz w:val="20"/>
         </w:rPr>
-        <w:t xml:space="preserve">Engineered a workforce telemetry platform — </w:t>
+        <w:t xml:space="preserve">Engineered a workforce telemetry platform for </w:t>
+      </w:r>
+      <w:r>
+        <w:rPr>
+          <w:rFonts w:ascii="Arial" w:hAnsi="Arial"/>
+          <w:b/>
+          <w:color w:val="111111"/>
+          <w:sz w:val="20"/>
+        </w:rPr>
+        <w:t>1,000+ field agents</w:t>
+      </w:r>
+      <w:r>
+        <w:rPr>
+          <w:rFonts w:ascii="Arial" w:hAnsi="Arial"/>
+          <w:color w:val="333333"/>
+          <w:sz w:val="20"/>
+        </w:rPr>
+        <w:t xml:space="preserve"> end to end — </w:t>
       </w:r>
       <w:r>
         <w:rPr>
@@ -836,24 +862,7 @@
           <w:color w:val="333333"/>
           <w:sz w:val="20"/>
         </w:rPr>
-        <w:t xml:space="preserve"> backend — for </w:t>
-      </w:r>
-      <w:r>
-        <w:rPr>
-          <w:rFonts w:ascii="Arial" w:hAnsi="Arial"/>
-          <w:b/>
-          <w:color w:val="111111"/>
-          <w:sz w:val="20"/>
-        </w:rPr>
-        <w:t>1,000+ field agents</w:t>
-      </w:r>
-      <w:r>
-        <w:rPr>
-          <w:rFonts w:ascii="Arial" w:hAnsi="Arial"/>
-          <w:color w:val="333333"/>
-          <w:sz w:val="20"/>
-        </w:rPr>
-        <w:t>.</w:t>
+        <w:t xml:space="preserve"> backend, AWS deployment.</w:t>
       </w:r>
     </w:p>
     <w:p>
@@ -868,7 +877,24 @@
           <w:color w:val="333333"/>
           <w:sz w:val="20"/>
         </w:rPr>
-        <w:t xml:space="preserve">Processed </w:t>
+        <w:t xml:space="preserve">Held </w:t>
+      </w:r>
+      <w:r>
+        <w:rPr>
+          <w:rFonts w:ascii="Arial" w:hAnsi="Arial"/>
+          <w:b/>
+          <w:color w:val="111111"/>
+          <w:sz w:val="20"/>
+        </w:rPr>
+        <w:t>99.9% uptime</w:t>
+      </w:r>
+      <w:r>
+        <w:rPr>
+          <w:rFonts w:ascii="Arial" w:hAnsi="Arial"/>
+          <w:color w:val="333333"/>
+          <w:sz w:val="20"/>
+        </w:rPr>
+        <w:t xml:space="preserve"> while processing </w:t>
       </w:r>
       <w:r>
         <w:rPr>
@@ -885,24 +911,7 @@
           <w:color w:val="333333"/>
           <w:sz w:val="20"/>
         </w:rPr>
-        <w:t xml:space="preserve"> GPS pings at </w:t>
-      </w:r>
-      <w:r>
-        <w:rPr>
-          <w:rFonts w:ascii="Arial" w:hAnsi="Arial"/>
-          <w:b/>
-          <w:color w:val="111111"/>
-          <w:sz w:val="20"/>
-        </w:rPr>
-        <w:t>99.9% uptime</w:t>
-      </w:r>
-      <w:r>
-        <w:rPr>
-          <w:rFonts w:ascii="Arial" w:hAnsi="Arial"/>
-          <w:color w:val="333333"/>
-          <w:sz w:val="20"/>
-        </w:rPr>
-        <w:t xml:space="preserve"> through a </w:t>
+        <w:t xml:space="preserve"> GPS pings, through a </w:t>
       </w:r>
       <w:r>
         <w:rPr>
@@ -968,7 +977,24 @@
           <w:color w:val="333333"/>
           <w:sz w:val="20"/>
         </w:rPr>
-        <w:t xml:space="preserve">Built the live map dashboard in </w:t>
+        <w:t xml:space="preserve">Brought dashboard load time down </w:t>
+      </w:r>
+      <w:r>
+        <w:rPr>
+          <w:rFonts w:ascii="Arial" w:hAnsi="Arial"/>
+          <w:b/>
+          <w:color w:val="111111"/>
+          <w:sz w:val="20"/>
+        </w:rPr>
+        <w:t>30%</w:t>
+      </w:r>
+      <w:r>
+        <w:rPr>
+          <w:rFonts w:ascii="Arial" w:hAnsi="Arial"/>
+          <w:color w:val="333333"/>
+          <w:sz w:val="20"/>
+        </w:rPr>
+        <w:t xml:space="preserve">, by building the live map in </w:t>
       </w:r>
       <w:r>
         <w:rPr>
@@ -1002,24 +1028,7 @@
           <w:color w:val="333333"/>
           <w:sz w:val="20"/>
         </w:rPr>
-        <w:t xml:space="preserve">, </w:t>
-      </w:r>
-      <w:r>
-        <w:rPr>
-          <w:rFonts w:ascii="Arial" w:hAnsi="Arial"/>
-          <w:b/>
-          <w:color w:val="111111"/>
-          <w:sz w:val="20"/>
-        </w:rPr>
-        <w:t>30%</w:t>
-      </w:r>
-      <w:r>
-        <w:rPr>
-          <w:rFonts w:ascii="Arial" w:hAnsi="Arial"/>
-          <w:color w:val="333333"/>
-          <w:sz w:val="20"/>
-        </w:rPr>
-        <w:t xml:space="preserve"> quicker to load.</w:t>
+        <w:t xml:space="preserve"> over a WebSocket feed instead of polling.</w:t>
       </w:r>
     </w:p>
     <w:p>
@@ -1071,7 +1080,8 @@
                 <w:color w:val="1A1A1A"/>
                 <w:sz w:val="21"/>
               </w:rPr>
-              <w:t>Transaction Orchestration &amp; Ledger Platform\n</w:t>
+              <w:t>DigiPay Developer Platform</w:t>
+              <w:br/>
             </w:r>
             <w:r>
               <w:rPr>
@@ -1079,7 +1089,96 @@
                 <w:color w:val="333333"/>
                 <w:sz w:val="19"/>
               </w:rPr>
-              <w:t>Microservice platform orchestrating AEPS, MATM, and UPI settlement with a transactional wallet ledger, retry and reconciliation handling, and Kafka event fan-out.\n</w:t>
+              <w:t>Monorepo platform pairing a FastAPI service — versioned routers, correlation-ID tracing, auth and rate-limit middleware — with published SDK packages and embeddable React widgets. github.com/GitHub-akhilesh/Django_apis_digipay</w:t>
+              <w:br/>
+            </w:r>
+            <w:r>
+              <w:rPr>
+                <w:rFonts w:ascii="Arial" w:hAnsi="Arial"/>
+                <w:i/>
+                <w:color w:val="718096"/>
+                <w:sz w:val="17"/>
+              </w:rPr>
+              <w:t>STACK: FastAPI / React / TypeScript / Docker / npm workspaces</w:t>
+            </w:r>
+          </w:p>
+        </w:tc>
+        <w:tc>
+          <w:tcPr>
+            <w:tcW w:type="dxa" w:w="5400"/>
+          </w:tcPr>
+          <w:p>
+            <w:pPr>
+              <w:spacing w:before="0" w:after="0"/>
+            </w:pPr>
+          </w:p>
+          <w:p>
+            <w:pPr>
+              <w:spacing w:before="120" w:after="120"/>
+            </w:pPr>
+            <w:r>
+              <w:rPr>
+                <w:rFonts w:ascii="Arial" w:hAnsi="Arial"/>
+                <w:b/>
+                <w:color w:val="1A1A1A"/>
+                <w:sz w:val="21"/>
+              </w:rPr>
+              <w:t>Polyglot Microservices Task Platform</w:t>
+              <w:br/>
+            </w:r>
+            <w:r>
+              <w:rPr>
+                <w:rFonts w:ascii="Arial" w:hAnsi="Arial"/>
+                <w:color w:val="333333"/>
+                <w:sz w:val="19"/>
+              </w:rPr>
+              <w:t>Django, Flask and FastAPI services orchestrated under Docker Compose with Kubernetes manifests, fronted by a React web client and a React Native mobile app. github.com/GitHub-akhilesh/To-do-list-app</w:t>
+              <w:br/>
+            </w:r>
+            <w:r>
+              <w:rPr>
+                <w:rFonts w:ascii="Arial" w:hAnsi="Arial"/>
+                <w:i/>
+                <w:color w:val="718096"/>
+                <w:sz w:val="17"/>
+              </w:rPr>
+              <w:t>STACK: Django / Flask / FastAPI / React / React Native / Kubernetes</w:t>
+            </w:r>
+          </w:p>
+        </w:tc>
+      </w:tr>
+      <w:tr>
+        <w:tc>
+          <w:tcPr>
+            <w:tcW w:type="dxa" w:w="5400"/>
+          </w:tcPr>
+          <w:p>
+            <w:pPr>
+              <w:spacing w:before="0" w:after="0"/>
+            </w:pPr>
+          </w:p>
+          <w:p>
+            <w:pPr>
+              <w:spacing w:before="120" w:after="120"/>
+            </w:pPr>
+            <w:r>
+              <w:rPr>
+                <w:rFonts w:ascii="Arial" w:hAnsi="Arial"/>
+                <w:b/>
+                <w:color w:val="1A1A1A"/>
+                <w:sz w:val="21"/>
+              </w:rPr>
+              <w:t>Transaction Orchestration &amp; Ledger Platform</w:t>
+              <w:br/>
+            </w:r>
+            <w:r>
+              <w:rPr>
+                <w:rFonts w:ascii="Arial" w:hAnsi="Arial"/>
+                <w:color w:val="333333"/>
+                <w:sz w:val="19"/>
+              </w:rPr>
+              <w:t>Microservice platform orchestrating AEPS, MATM and UPI settlement with a transactional wallet ledger, idempotent retries, automated reconciliation and Kafka event fan-out.</w:t>
+              <w:br/>
             </w:r>
             <w:r>
               <w:rPr>
@@ -1112,7 +1211,8 @@
                 <w:color w:val="1A1A1A"/>
                 <w:sz w:val="21"/>
               </w:rPr>
-              <w:t>MERN FinTech &amp; Commerce Suite\n</w:t>
+              <w:t>LabX Design System</w:t>
+              <w:br/>
             </w:r>
             <w:r>
               <w:rPr>
@@ -1120,7 +1220,8 @@
                 <w:color w:val="333333"/>
                 <w:sz w:val="19"/>
               </w:rPr>
-              <w:t>Full-stack applications with JWT-secured authentication, role-based admin dashboards, and versioned REST APIs on React, Express, and MongoDB.\n</w:t>
+              <w:t>Industrial data and visual automation project documented end to end — business case, HLD, LLD, data-flow and database design — and published as a live site. github.com/GitHub-akhilesh/labx-design</w:t>
+              <w:br/>
             </w:r>
             <w:r>
               <w:rPr>
@@ -1129,91 +1230,7 @@
                 <w:color w:val="718096"/>
                 <w:sz w:val="17"/>
               </w:rPr>
-              <w:t>STACK: React.js / Node.js / Express.js / MongoDB / JWT / Redux</w:t>
-            </w:r>
-          </w:p>
-        </w:tc>
-      </w:tr>
-      <w:tr>
-        <w:tc>
-          <w:tcPr>
-            <w:tcW w:type="dxa" w:w="5400"/>
-          </w:tcPr>
-          <w:p>
-            <w:pPr>
-              <w:spacing w:before="0" w:after="0"/>
-            </w:pPr>
-          </w:p>
-          <w:p>
-            <w:pPr>
-              <w:spacing w:before="120" w:after="120"/>
-            </w:pPr>
-            <w:r>
-              <w:rPr>
-                <w:rFonts w:ascii="Arial" w:hAnsi="Arial"/>
-                <w:b/>
-                <w:color w:val="1A1A1A"/>
-                <w:sz w:val="21"/>
-              </w:rPr>
-              <w:t>Real-Time Telemetry &amp; Geofencing Engine\n</w:t>
-            </w:r>
-            <w:r>
-              <w:rPr>
-                <w:rFonts w:ascii="Arial" w:hAnsi="Arial"/>
-                <w:color w:val="333333"/>
-                <w:sz w:val="19"/>
-              </w:rPr>
-              <w:t>Workforce geolocation engine ingesting asynchronous GPS streams, rendering live map visualizations, and pushing geofence alerts over WebSockets.\n</w:t>
-            </w:r>
-            <w:r>
-              <w:rPr>
-                <w:rFonts w:ascii="Arial" w:hAnsi="Arial"/>
-                <w:i/>
-                <w:color w:val="718096"/>
-                <w:sz w:val="17"/>
-              </w:rPr>
-              <w:t>STACK: React.js / FastAPI / Celery / Redis / PostgreSQL</w:t>
-            </w:r>
-          </w:p>
-        </w:tc>
-        <w:tc>
-          <w:tcPr>
-            <w:tcW w:type="dxa" w:w="5400"/>
-          </w:tcPr>
-          <w:p>
-            <w:pPr>
-              <w:spacing w:before="0" w:after="0"/>
-            </w:pPr>
-          </w:p>
-          <w:p>
-            <w:pPr>
-              <w:spacing w:before="120" w:after="120"/>
-            </w:pPr>
-            <w:r>
-              <w:rPr>
-                <w:rFonts w:ascii="Arial" w:hAnsi="Arial"/>
-                <w:b/>
-                <w:color w:val="1A1A1A"/>
-                <w:sz w:val="21"/>
-              </w:rPr>
-              <w:t>Enterprise Authentication &amp; Authorization Service\n</w:t>
-            </w:r>
-            <w:r>
-              <w:rPr>
-                <w:rFonts w:ascii="Arial" w:hAnsi="Arial"/>
-                <w:color w:val="333333"/>
-                <w:sz w:val="19"/>
-              </w:rPr>
-              <w:t>Reusable auth service providing registration, password hashing, JWT issuance and rotation, and RBAC enforcement across protected REST routes.\n</w:t>
-            </w:r>
-            <w:r>
-              <w:rPr>
-                <w:rFonts w:ascii="Arial" w:hAnsi="Arial"/>
-                <w:i/>
-                <w:color w:val="718096"/>
-                <w:sz w:val="17"/>
-              </w:rPr>
-              <w:t>STACK: Spring Boot / Spring Security / JWT / MySQL</w:t>
+              <w:t>STACK: Python / System Design / Technical Documentation / GitHub Pages</w:t>
             </w:r>
           </w:p>
         </w:tc>
@@ -1340,7 +1357,7 @@
                 <w:color w:val="333333"/>
                 <w:sz w:val="19"/>
               </w:rPr>
-              <w:t>Graduated with First Class Honors, maintaining top academic rank.</w:t>
+              <w:t>First Class Honors, B.Tech. — top academic rank in cohort.</w:t>
             </w:r>
           </w:p>
           <w:p>
@@ -1355,7 +1372,7 @@
                 <w:color w:val="333333"/>
                 <w:sz w:val="19"/>
               </w:rPr>
-              <w:t>Earned a 4-Star Gold Badge in SQL on HackerRank.</w:t>
+              <w:t>HackerRank 4-Star Gold badge in SQL.</w:t>
             </w:r>
           </w:p>
         </w:tc>

--- a/downloads/Akhilesh_Mishra_Software_Engineer.docx
+++ b/downloads/Akhilesh_Mishra_Software_Engineer.docx
@@ -226,7 +226,7 @@
           <w:color w:val="0056B3"/>
           <w:sz w:val="21"/>
         </w:rPr>
-        <w:t>CSC e-Governance Services India Ltd. (MeitY, Government of India)</w:t>
+        <w:t>CSC e-Governance Services India Ltd. — India's national digital services platform, 2M+ users</w:t>
       </w:r>
     </w:p>
     <w:p>
@@ -769,7 +769,7 @@
           <w:color w:val="1A1A1A"/>
           <w:sz w:val="21"/>
         </w:rPr>
-        <w:t>Software Engineer (Contract)</w:t>
+        <w:t>Software Engineer</w:t>
       </w:r>
       <w:r>
         <w:t xml:space="preserve">   |   </w:t>
@@ -781,7 +781,7 @@
           <w:color w:val="0056B3"/>
           <w:sz w:val="21"/>
         </w:rPr>
-        <w:t>Independent Client Engagement</w:t>
+        <w:t>Contract engagement — field-workforce logistics, 1,000+ agents</w:t>
       </w:r>
     </w:p>
     <w:p>
@@ -1314,13 +1314,7 @@
                 <w:color w:val="333333"/>
                 <w:sz w:val="19"/>
               </w:rPr>
-              <w:t>Data Structures &amp; Algorithms Certification</w:t>
-              <w:br/>
-              <w:t xml:space="preserve">                        Database Systems &amp; SQL Certification</w:t>
-              <w:br/>
-              <w:t xml:space="preserve">                        Advanced MERN Stack Developer Certification</w:t>
-              <w:br/>
-              <w:t xml:space="preserve">                        IIT Kanpur Cyber Security Certification</w:t>
+              <w:t>IIT Kanpur Cyber Security Certification</w:t>
             </w:r>
           </w:p>
         </w:tc>
@@ -1343,21 +1337,6 @@
                 <w:sz w:val="22"/>
               </w:rPr>
               <w:t>ACHIEVEMENTS</w:t>
-            </w:r>
-          </w:p>
-          <w:p>
-            <w:pPr>
-              <w:pStyle w:val="ListBullet"/>
-              <w:spacing w:before="0" w:after="40"/>
-              <w:ind w:left="288"/>
-            </w:pPr>
-            <w:r>
-              <w:rPr>
-                <w:rFonts w:ascii="Arial" w:hAnsi="Arial"/>
-                <w:color w:val="333333"/>
-                <w:sz w:val="19"/>
-              </w:rPr>
-              <w:t>First Class Honors, B.Tech. — top academic rank in cohort.</w:t>
             </w:r>
           </w:p>
           <w:p>

--- a/downloads/Akhilesh_Mishra_Software_Engineer.docx
+++ b/downloads/Akhilesh_Mishra_Software_Engineer.docx
@@ -75,7 +75,7 @@
           <w:color w:val="333333"/>
           <w:sz w:val="20"/>
         </w:rPr>
-        <w:t>Distributed systems for national e-governance and FinTech — 2 million+ users and 500,000+ transactions a day across Spring Boot, FastAPI and Node.js services. Cut p95 latency 45% across MySQL, PostgreSQL and MongoDB, lifted message throughput 35% on Kafka, and put every service behind Prometheus and Grafana. Hired and onboarded 4 engineers and moved the team onto Docker-based CI/CD.</w:t>
+        <w:t>Software engineer, 3+ years building distributed systems for national e-governance and FinTech — 2 million+ users and 500,000+ transactions a day across Spring Boot, FastAPI and Node.js services. Cut p95 latency 45% across MySQL, PostgreSQL and MongoDB, lifted message throughput 35% on Kafka, and put every service behind Prometheus and Grafana. Hired and onboarded 4 engineers and moved the team onto Docker-based CI/CD.</w:t>
       </w:r>
     </w:p>
     <w:p>

--- a/downloads/Akhilesh_Mishra_Software_Engineer.docx
+++ b/downloads/Akhilesh_Mishra_Software_Engineer.docx
@@ -75,7 +75,7 @@
           <w:color w:val="333333"/>
           <w:sz w:val="20"/>
         </w:rPr>
-        <w:t>Software engineer, 3+ years building distributed systems for national e-governance and FinTech — 2 million+ users and 500,000+ transactions a day across Spring Boot, FastAPI and Node.js services. Cut p95 latency 45% across MySQL, PostgreSQL and MongoDB, lifted message throughput 35% on Kafka, and put every service behind Prometheus and Grafana. Hired and onboarded 4 engineers and moved the team onto Docker-based CI/CD.</w:t>
+        <w:t>Software engineer, 3+ years building distributed systems for national e-governance and FinTech — 2 million+ users and 500,000+ transactions a day across Spring Boot, FastAPI and Node.js services. Cut p95 latency 45% across MySQL and PostgreSQL and 40% on MongoDB, lifted message throughput 35% on Kafka, and put every service behind Prometheus and Grafana. Onboarded 4 engineers and moved the team onto Docker-based CI/CD.</w:t>
       </w:r>
     </w:p>
     <w:p>
@@ -339,7 +339,7 @@
           <w:color w:val="333333"/>
           <w:sz w:val="20"/>
         </w:rPr>
-        <w:t xml:space="preserve">, </w:t>
+        <w:t xml:space="preserve"> and </w:t>
       </w:r>
       <w:r>
         <w:rPr>
@@ -357,6 +357,23 @@
           <w:sz w:val="20"/>
         </w:rPr>
         <w:t xml:space="preserve"> and </w:t>
+      </w:r>
+      <w:r>
+        <w:rPr>
+          <w:rFonts w:ascii="Arial" w:hAnsi="Arial"/>
+          <w:b/>
+          <w:color w:val="111111"/>
+          <w:sz w:val="20"/>
+        </w:rPr>
+        <w:t>40%</w:t>
+      </w:r>
+      <w:r>
+        <w:rPr>
+          <w:rFonts w:ascii="Arial" w:hAnsi="Arial"/>
+          <w:color w:val="333333"/>
+          <w:sz w:val="20"/>
+        </w:rPr>
+        <w:t xml:space="preserve"> on </w:t>
       </w:r>
       <w:r>
         <w:rPr>
@@ -737,7 +754,7 @@
           <w:color w:val="333333"/>
           <w:sz w:val="20"/>
         </w:rPr>
-        <w:t xml:space="preserve">, by hiring and onboarding </w:t>
+        <w:t xml:space="preserve">, by onboarding </w:t>
       </w:r>
       <w:r>
         <w:rPr>
